--- a/RiskGuard_Документация_проекта.docx
+++ b/RiskGuard_Документация_проекта.docx
@@ -86,7 +86,7 @@
         <w:tblLook w:val="04A0" w:firstRow="1" w:lastRow="0" w:firstColumn="1" w:lastColumn="0" w:noHBand="0" w:noVBand="1"/>
       </w:tblPr>
       <w:tblGrid>
-        <w:gridCol w:w="5040"/>
+        <w:gridCol w:w="5030"/>
         <w:gridCol w:w="5040"/>
       </w:tblGrid>
       <w:tr>
@@ -95,7 +95,7 @@
         </w:trPr>
         <w:tc>
           <w:tcPr>
-            <w:tcW w:w="5040" w:type="dxa"/>
+            <w:tcW w:w="5030" w:type="dxa"/>
             <w:shd w:val="clear" w:color="auto" w:fill="D9EAFD"/>
             <w:vAlign w:val="center"/>
           </w:tcPr>
@@ -154,7 +154,7 @@
         </w:trPr>
         <w:tc>
           <w:tcPr>
-            <w:tcW w:w="5040" w:type="dxa"/>
+            <w:tcW w:w="5030" w:type="dxa"/>
             <w:vAlign w:val="center"/>
           </w:tcPr>
           <w:p>
@@ -209,7 +209,7 @@
         </w:trPr>
         <w:tc>
           <w:tcPr>
-            <w:tcW w:w="5040" w:type="dxa"/>
+            <w:tcW w:w="5030" w:type="dxa"/>
             <w:vAlign w:val="center"/>
           </w:tcPr>
           <w:p>
@@ -264,7 +264,7 @@
         </w:trPr>
         <w:tc>
           <w:tcPr>
-            <w:tcW w:w="5040" w:type="dxa"/>
+            <w:tcW w:w="5030" w:type="dxa"/>
             <w:vAlign w:val="center"/>
           </w:tcPr>
           <w:p>
@@ -308,16 +308,7 @@
                 <w:szCs w:val="28"/>
                 <w:lang w:val="ru-RU"/>
               </w:rPr>
-              <w:t xml:space="preserve">Выявление </w:t>
-            </w:r>
-            <w:r>
-              <w:rPr>
-                <w:rFonts w:ascii="Times New Roman" w:hAnsi="Times New Roman" w:cs="Times New Roman"/>
-                <w:sz w:val="28"/>
-                <w:szCs w:val="28"/>
-                <w:lang w:val="ru-RU"/>
-              </w:rPr>
-              <w:t>рисков, оценка последствий и планирование мер минимизации</w:t>
+              <w:t>Выявление рисков, оценка последствий и планирование мер минимизации</w:t>
             </w:r>
           </w:p>
         </w:tc>
@@ -328,7 +319,7 @@
         </w:trPr>
         <w:tc>
           <w:tcPr>
-            <w:tcW w:w="5040" w:type="dxa"/>
+            <w:tcW w:w="5030" w:type="dxa"/>
             <w:vAlign w:val="center"/>
           </w:tcPr>
           <w:p>
@@ -442,7 +433,7 @@
         </w:trPr>
         <w:tc>
           <w:tcPr>
-            <w:tcW w:w="5040" w:type="dxa"/>
+            <w:tcW w:w="5030" w:type="dxa"/>
             <w:vAlign w:val="center"/>
           </w:tcPr>
           <w:p>
@@ -507,166 +498,6 @@
           </w:p>
         </w:tc>
       </w:tr>
-      <w:tr>
-        <w:trPr>
-          <w:jc w:val="center"/>
-        </w:trPr>
-        <w:tc>
-          <w:tcPr>
-            <w:tcW w:w="5040" w:type="dxa"/>
-            <w:vAlign w:val="center"/>
-          </w:tcPr>
-          <w:p>
-            <w:pPr>
-              <w:rPr>
-                <w:rFonts w:ascii="Times New Roman" w:hAnsi="Times New Roman" w:cs="Times New Roman"/>
-                <w:sz w:val="28"/>
-                <w:szCs w:val="28"/>
-              </w:rPr>
-            </w:pPr>
-            <w:proofErr w:type="spellStart"/>
-            <w:r>
-              <w:rPr>
-                <w:rFonts w:ascii="Times New Roman" w:hAnsi="Times New Roman" w:cs="Times New Roman"/>
-                <w:sz w:val="28"/>
-                <w:szCs w:val="28"/>
-              </w:rPr>
-              <w:t>Расположение</w:t>
-            </w:r>
-            <w:proofErr w:type="spellEnd"/>
-            <w:r>
-              <w:rPr>
-                <w:rFonts w:ascii="Times New Roman" w:hAnsi="Times New Roman" w:cs="Times New Roman"/>
-                <w:sz w:val="28"/>
-                <w:szCs w:val="28"/>
-              </w:rPr>
-              <w:t xml:space="preserve"> </w:t>
-            </w:r>
-            <w:proofErr w:type="spellStart"/>
-            <w:r>
-              <w:rPr>
-                <w:rFonts w:ascii="Times New Roman" w:hAnsi="Times New Roman" w:cs="Times New Roman"/>
-                <w:sz w:val="28"/>
-                <w:szCs w:val="28"/>
-              </w:rPr>
-              <w:t>проекта</w:t>
-            </w:r>
-            <w:proofErr w:type="spellEnd"/>
-          </w:p>
-        </w:tc>
-        <w:tc>
-          <w:tcPr>
-            <w:tcW w:w="5040" w:type="dxa"/>
-            <w:vAlign w:val="center"/>
-          </w:tcPr>
-          <w:p>
-            <w:pPr>
-              <w:rPr>
-                <w:rFonts w:ascii="Times New Roman" w:hAnsi="Times New Roman" w:cs="Times New Roman"/>
-                <w:sz w:val="28"/>
-                <w:szCs w:val="28"/>
-              </w:rPr>
-            </w:pPr>
-            <w:r>
-              <w:rPr>
-                <w:rFonts w:ascii="Times New Roman" w:hAnsi="Times New Roman" w:cs="Times New Roman"/>
-                <w:sz w:val="28"/>
-                <w:szCs w:val="28"/>
-              </w:rPr>
-              <w:t>C:\Users\User\OneDrive\Документы\New project</w:t>
-            </w:r>
-          </w:p>
-        </w:tc>
-      </w:tr>
-      <w:tr>
-        <w:trPr>
-          <w:jc w:val="center"/>
-        </w:trPr>
-        <w:tc>
-          <w:tcPr>
-            <w:tcW w:w="5040" w:type="dxa"/>
-            <w:vAlign w:val="center"/>
-          </w:tcPr>
-          <w:p>
-            <w:pPr>
-              <w:rPr>
-                <w:rFonts w:ascii="Times New Roman" w:hAnsi="Times New Roman" w:cs="Times New Roman"/>
-                <w:sz w:val="28"/>
-                <w:szCs w:val="28"/>
-              </w:rPr>
-            </w:pPr>
-            <w:proofErr w:type="spellStart"/>
-            <w:r>
-              <w:rPr>
-                <w:rFonts w:ascii="Times New Roman" w:hAnsi="Times New Roman" w:cs="Times New Roman"/>
-                <w:sz w:val="28"/>
-                <w:szCs w:val="28"/>
-              </w:rPr>
-              <w:t>Доп</w:t>
-            </w:r>
-            <w:proofErr w:type="spellEnd"/>
-            <w:r>
-              <w:rPr>
-                <w:rFonts w:ascii="Times New Roman" w:hAnsi="Times New Roman" w:cs="Times New Roman"/>
-                <w:sz w:val="28"/>
-                <w:szCs w:val="28"/>
-              </w:rPr>
-              <w:t xml:space="preserve">. </w:t>
-            </w:r>
-            <w:proofErr w:type="spellStart"/>
-            <w:r>
-              <w:rPr>
-                <w:rFonts w:ascii="Times New Roman" w:hAnsi="Times New Roman" w:cs="Times New Roman"/>
-                <w:sz w:val="28"/>
-                <w:szCs w:val="28"/>
-              </w:rPr>
-              <w:t>источник</w:t>
-            </w:r>
-            <w:proofErr w:type="spellEnd"/>
-          </w:p>
-        </w:tc>
-        <w:tc>
-          <w:tcPr>
-            <w:tcW w:w="5040" w:type="dxa"/>
-            <w:vAlign w:val="center"/>
-          </w:tcPr>
-          <w:p>
-            <w:pPr>
-              <w:rPr>
-                <w:rFonts w:ascii="Times New Roman" w:hAnsi="Times New Roman" w:cs="Times New Roman"/>
-                <w:sz w:val="28"/>
-                <w:szCs w:val="28"/>
-              </w:rPr>
-            </w:pPr>
-            <w:r>
-              <w:rPr>
-                <w:rFonts w:ascii="Times New Roman" w:hAnsi="Times New Roman" w:cs="Times New Roman"/>
-                <w:sz w:val="28"/>
-                <w:szCs w:val="28"/>
-              </w:rPr>
-              <w:t xml:space="preserve">C:\Users\User\OneDrive\Рабочий </w:t>
-            </w:r>
-            <w:proofErr w:type="spellStart"/>
-            <w:r>
-              <w:rPr>
-                <w:rFonts w:ascii="Times New Roman" w:hAnsi="Times New Roman" w:cs="Times New Roman"/>
-                <w:sz w:val="28"/>
-                <w:szCs w:val="28"/>
-              </w:rPr>
-              <w:t>стол</w:t>
-            </w:r>
-            <w:proofErr w:type="spellEnd"/>
-            <w:r>
-              <w:rPr>
-                <w:rFonts w:ascii="Times New Roman" w:hAnsi="Times New Roman" w:cs="Times New Roman"/>
-                <w:sz w:val="28"/>
-                <w:szCs w:val="28"/>
-              </w:rPr>
-              <w:t>\ууыы.pdf</w:t>
-            </w:r>
-          </w:p>
-        </w:tc>
-      </w:tr>
     </w:tbl>
     <w:p>
       <w:pPr>
@@ -676,15 +507,6 @@
           <w:szCs w:val="28"/>
         </w:rPr>
       </w:pPr>
-    </w:p>
-    <w:p>
-      <w:pPr>
-        <w:rPr>
-          <w:rFonts w:ascii="Times New Roman" w:hAnsi="Times New Roman" w:cs="Times New Roman"/>
-          <w:sz w:val="28"/>
-          <w:szCs w:val="28"/>
-        </w:rPr>
-      </w:pPr>
       <w:r>
         <w:rPr>
           <w:rFonts w:ascii="Times New Roman" w:hAnsi="Times New Roman" w:cs="Times New Roman"/>
@@ -697,6 +519,12 @@
     <w:sdt>
       <w:sdtPr>
         <w:rPr>
+          <w:rFonts w:ascii="Calibri" w:eastAsiaTheme="minorEastAsia" w:hAnsi="Calibri" w:cstheme="minorBidi"/>
+          <w:b w:val="0"/>
+          <w:bCs w:val="0"/>
+          <w:color w:val="auto"/>
+          <w:sz w:val="21"/>
+          <w:szCs w:val="22"/>
           <w:lang w:val="ru-RU"/>
         </w:rPr>
         <w:id w:val="-492569460"/>
@@ -707,8 +535,7 @@
       </w:sdtPr>
       <w:sdtEndPr>
         <w:rPr>
-          <w:rFonts w:ascii="Times New Roman" w:eastAsiaTheme="minorEastAsia" w:hAnsi="Times New Roman" w:cs="Times New Roman"/>
-          <w:color w:val="auto"/>
+          <w:rFonts w:ascii="Times New Roman" w:hAnsi="Times New Roman" w:cs="Times New Roman"/>
           <w:sz w:val="28"/>
           <w:lang w:val="en-US"/>
         </w:rPr>
@@ -6067,16 +5894,7 @@
           <w:szCs w:val="28"/>
           <w:lang w:val="ru-RU"/>
         </w:rPr>
-        <w:t xml:space="preserve"> — учебно-практический проект для анализа и предотвращения операционных рисков. Система п</w:t>
-      </w:r>
-      <w:r>
-        <w:rPr>
-          <w:rFonts w:ascii="Times New Roman" w:hAnsi="Times New Roman" w:cs="Times New Roman"/>
-          <w:sz w:val="28"/>
-          <w:szCs w:val="28"/>
-          <w:lang w:val="ru-RU"/>
-        </w:rPr>
-        <w:t>редназначена для регистрации инцидентов, создания карточек рисков, назначения экспертов, проведения экспертной оценки, планирования мер минимизации, ведения аудита и формирования отчетов.</w:t>
+        <w:t xml:space="preserve"> — учебно-практический проект для анализа и предотвращения операционных рисков. Система предназначена для регистрации инцидентов, создания карточек рисков, назначения экспертов, проведения экспертной оценки, планирования мер минимизации, ведения аудита и формирования отчетов.</w:t>
       </w:r>
     </w:p>
     <w:p>
@@ -6238,16 +6056,7 @@
           <w:szCs w:val="28"/>
           <w:lang w:val="ru-RU"/>
         </w:rPr>
-        <w:t>-панели проверяет инцидент, создает риск,</w:t>
-      </w:r>
-      <w:r>
-        <w:rPr>
-          <w:rFonts w:ascii="Times New Roman" w:hAnsi="Times New Roman" w:cs="Times New Roman"/>
-          <w:sz w:val="28"/>
-          <w:szCs w:val="28"/>
-          <w:lang w:val="ru-RU"/>
-        </w:rPr>
-        <w:t xml:space="preserve"> назначает эксперта и управляет статусами.</w:t>
+        <w:t>-панели проверяет инцидент, создает риск, назначает эксперта и управляет статусами.</w:t>
       </w:r>
     </w:p>
     <w:p>
@@ -6374,9 +6183,9 @@
         <w:tblLook w:val="04A0" w:firstRow="1" w:lastRow="0" w:firstColumn="1" w:lastColumn="0" w:noHBand="0" w:noVBand="1"/>
       </w:tblPr>
       <w:tblGrid>
-        <w:gridCol w:w="3360"/>
+        <w:gridCol w:w="3269"/>
         <w:gridCol w:w="3525"/>
-        <w:gridCol w:w="3360"/>
+        <w:gridCol w:w="3276"/>
       </w:tblGrid>
       <w:tr>
         <w:trPr>
@@ -6939,7 +6748,6 @@
                 <w:szCs w:val="28"/>
               </w:rPr>
             </w:pPr>
-            <w:proofErr w:type="gramStart"/>
             <w:r>
               <w:rPr>
                 <w:rFonts w:ascii="Times New Roman" w:hAnsi="Times New Roman" w:cs="Times New Roman"/>
@@ -6958,7 +6766,6 @@
               <w:t>github</w:t>
             </w:r>
             <w:proofErr w:type="spellEnd"/>
-            <w:proofErr w:type="gramEnd"/>
             <w:r>
               <w:rPr>
                 <w:rFonts w:ascii="Times New Roman" w:hAnsi="Times New Roman" w:cs="Times New Roman"/>
@@ -7337,7 +7144,6 @@
         </w:rPr>
         <w:t xml:space="preserve"> зависимости фиксируются в </w:t>
       </w:r>
-      <w:proofErr w:type="gramStart"/>
       <w:r>
         <w:rPr>
           <w:rFonts w:ascii="Times New Roman" w:hAnsi="Times New Roman" w:cs="Times New Roman"/>
@@ -7363,7 +7169,6 @@
         </w:rPr>
         <w:t>json</w:t>
       </w:r>
-      <w:proofErr w:type="gramEnd"/>
       <w:r>
         <w:rPr>
           <w:rFonts w:ascii="Times New Roman" w:hAnsi="Times New Roman" w:cs="Times New Roman"/>
@@ -7492,16 +7297,7 @@
           <w:szCs w:val="28"/>
           <w:lang w:val="ru-RU"/>
         </w:rPr>
-        <w:t xml:space="preserve"> и</w:t>
-      </w:r>
-      <w:r>
-        <w:rPr>
-          <w:rFonts w:ascii="Times New Roman" w:hAnsi="Times New Roman" w:cs="Times New Roman"/>
-          <w:sz w:val="28"/>
-          <w:szCs w:val="28"/>
-          <w:lang w:val="ru-RU"/>
-        </w:rPr>
-        <w:t xml:space="preserve">спользуются </w:t>
+        <w:t xml:space="preserve"> используются </w:t>
       </w:r>
       <w:r>
         <w:rPr>
@@ -7674,9 +7470,9 @@
         <w:tblLook w:val="04A0" w:firstRow="1" w:lastRow="0" w:firstColumn="1" w:lastColumn="0" w:noHBand="0" w:noVBand="1"/>
       </w:tblPr>
       <w:tblGrid>
-        <w:gridCol w:w="3360"/>
-        <w:gridCol w:w="3360"/>
-        <w:gridCol w:w="3360"/>
+        <w:gridCol w:w="3357"/>
+        <w:gridCol w:w="3355"/>
+        <w:gridCol w:w="3358"/>
       </w:tblGrid>
       <w:tr>
         <w:trPr>
@@ -7877,16 +7673,7 @@
                 <w:szCs w:val="28"/>
                 <w:lang w:val="ru-RU"/>
               </w:rPr>
-              <w:t xml:space="preserve">Одобряет заявки пользователей, может видеть административные разделы и выполнять управляющие </w:t>
-            </w:r>
-            <w:r>
-              <w:rPr>
-                <w:rFonts w:ascii="Times New Roman" w:hAnsi="Times New Roman" w:cs="Times New Roman"/>
-                <w:sz w:val="28"/>
-                <w:szCs w:val="28"/>
-                <w:lang w:val="ru-RU"/>
-              </w:rPr>
-              <w:t>действия.</w:t>
+              <w:t>Одобряет заявки пользователей, может видеть административные разделы и выполнять управляющие действия.</w:t>
             </w:r>
           </w:p>
         </w:tc>
@@ -8042,16 +7829,7 @@
                 <w:szCs w:val="28"/>
                 <w:lang w:val="ru-RU"/>
               </w:rPr>
-              <w:t>Получает назначенные риски, выставляет вероятность и влияние, пишет рекоменда</w:t>
-            </w:r>
-            <w:r>
-              <w:rPr>
-                <w:rFonts w:ascii="Times New Roman" w:hAnsi="Times New Roman" w:cs="Times New Roman"/>
-                <w:sz w:val="28"/>
-                <w:szCs w:val="28"/>
-                <w:lang w:val="ru-RU"/>
-              </w:rPr>
-              <w:t>цию, отправляет экспертную оценку.</w:t>
+              <w:t>Получает назначенные риски, выставляет вероятность и влияние, пишет рекомендацию, отправляет экспертную оценку.</w:t>
             </w:r>
           </w:p>
         </w:tc>
@@ -8162,16 +7940,7 @@
           <w:szCs w:val="28"/>
           <w:lang w:val="ru-RU"/>
         </w:rPr>
-        <w:t xml:space="preserve">Регистрация публичных пользователей не дает прямого доступа к данным: создается заявка, которую должен одобрить </w:t>
-      </w:r>
-      <w:r>
-        <w:rPr>
-          <w:rFonts w:ascii="Times New Roman" w:hAnsi="Times New Roman" w:cs="Times New Roman"/>
-          <w:sz w:val="28"/>
-          <w:szCs w:val="28"/>
-          <w:lang w:val="ru-RU"/>
-        </w:rPr>
-        <w:t xml:space="preserve">администратор. Роль </w:t>
+        <w:t xml:space="preserve">Регистрация публичных пользователей не дает прямого доступа к данным: создается заявка, которую должен одобрить администратор. Роль </w:t>
       </w:r>
       <w:r>
         <w:rPr>
@@ -8473,16 +8242,7 @@
           <w:szCs w:val="28"/>
           <w:lang w:val="ru-RU"/>
         </w:rPr>
-        <w:t xml:space="preserve"> и отправляет форму инцидента: название, описание, категорию, уровень влияния, дату, </w:t>
-      </w:r>
-      <w:r>
-        <w:rPr>
-          <w:rFonts w:ascii="Times New Roman" w:hAnsi="Times New Roman" w:cs="Times New Roman"/>
-          <w:sz w:val="28"/>
-          <w:szCs w:val="28"/>
-          <w:lang w:val="ru-RU"/>
-        </w:rPr>
-        <w:t>фактический ущерб.</w:t>
+        <w:t xml:space="preserve"> и отправляет форму инцидента: название, описание, категорию, уровень влияния, дату, фактический ущерб.</w:t>
       </w:r>
     </w:p>
     <w:p>
@@ -8559,16 +8319,7 @@
           <w:szCs w:val="28"/>
           <w:lang w:val="ru-RU"/>
         </w:rPr>
-        <w:t>После создания риск появляется в журнале рисков и может быть дополнен мерами минимизации и назначением экспе</w:t>
-      </w:r>
-      <w:r>
-        <w:rPr>
-          <w:rFonts w:ascii="Times New Roman" w:hAnsi="Times New Roman" w:cs="Times New Roman"/>
-          <w:sz w:val="28"/>
-          <w:szCs w:val="28"/>
-          <w:lang w:val="ru-RU"/>
-        </w:rPr>
-        <w:t>рта.</w:t>
+        <w:t>После создания риск появляется в журнале рисков и может быть дополнен мерами минимизации и назначением эксперта.</w:t>
       </w:r>
     </w:p>
     <w:p>
@@ -8704,16 +8455,7 @@
           <w:szCs w:val="28"/>
           <w:lang w:val="ru-RU"/>
         </w:rPr>
-        <w:t>Эксперт открывает карточку риска, указывает вероятность и влияние от 1 до 5, пишет рекоме</w:t>
-      </w:r>
-      <w:r>
-        <w:rPr>
-          <w:rFonts w:ascii="Times New Roman" w:hAnsi="Times New Roman" w:cs="Times New Roman"/>
-          <w:sz w:val="28"/>
-          <w:szCs w:val="28"/>
-          <w:lang w:val="ru-RU"/>
-        </w:rPr>
-        <w:t>ндацию.</w:t>
+        <w:t>Эксперт открывает карточку риска, указывает вероятность и влияние от 1 до 5, пишет рекомендацию.</w:t>
       </w:r>
     </w:p>
     <w:p>
@@ -8810,16 +8552,7 @@
           <w:szCs w:val="28"/>
           <w:lang w:val="ru-RU"/>
         </w:rPr>
-        <w:t>Основная сущность проекта — риск. Для нее реализован жизненный цикл со строгой про</w:t>
-      </w:r>
-      <w:r>
-        <w:rPr>
-          <w:rFonts w:ascii="Times New Roman" w:hAnsi="Times New Roman" w:cs="Times New Roman"/>
-          <w:sz w:val="28"/>
-          <w:szCs w:val="28"/>
-          <w:lang w:val="ru-RU"/>
-        </w:rPr>
-        <w:t xml:space="preserve">веркой переходов статуса: </w:t>
+        <w:t xml:space="preserve">Основная сущность проекта — риск. Для нее реализован жизненный цикл со строгой проверкой переходов статуса: </w:t>
       </w:r>
       <w:r>
         <w:rPr>
@@ -9029,16 +8762,7 @@
           <w:szCs w:val="28"/>
           <w:lang w:val="ru-RU"/>
         </w:rPr>
-        <w:t xml:space="preserve"> и одну базу данн</w:t>
-      </w:r>
-      <w:r>
-        <w:rPr>
-          <w:rFonts w:ascii="Times New Roman" w:hAnsi="Times New Roman" w:cs="Times New Roman"/>
-          <w:sz w:val="28"/>
-          <w:szCs w:val="28"/>
-          <w:lang w:val="ru-RU"/>
-        </w:rPr>
-        <w:t xml:space="preserve">ых. Это снижает риск рассинхронизации и демонстрирует требование: все клиенты используют общий </w:t>
+        <w:t xml:space="preserve"> и одну базу данных. Это снижает риск рассинхронизации и демонстрирует требование: все клиенты используют общий </w:t>
       </w:r>
       <w:r>
         <w:rPr>
@@ -9066,8 +8790,8 @@
         <w:tblLook w:val="04A0" w:firstRow="1" w:lastRow="0" w:firstColumn="1" w:lastColumn="0" w:noHBand="0" w:noVBand="1"/>
       </w:tblPr>
       <w:tblGrid>
-        <w:gridCol w:w="5040"/>
-        <w:gridCol w:w="5040"/>
+        <w:gridCol w:w="5034"/>
+        <w:gridCol w:w="5036"/>
       </w:tblGrid>
       <w:tr>
         <w:trPr>
@@ -9509,16 +9233,7 @@
                 <w:szCs w:val="28"/>
                 <w:lang w:val="ru-RU"/>
               </w:rPr>
-              <w:t>-таблицы: риски, пользователи, ме</w:t>
-            </w:r>
-            <w:r>
-              <w:rPr>
-                <w:rFonts w:ascii="Times New Roman" w:hAnsi="Times New Roman" w:cs="Times New Roman"/>
-                <w:sz w:val="28"/>
-                <w:szCs w:val="28"/>
-                <w:lang w:val="ru-RU"/>
-              </w:rPr>
-              <w:t>ры, оценки, инциденты.</w:t>
+              <w:t>-таблицы: риски, пользователи, меры, оценки, инциденты.</w:t>
             </w:r>
           </w:p>
         </w:tc>
@@ -9874,16 +9589,7 @@
           <w:szCs w:val="28"/>
           <w:lang w:val="ru-RU"/>
         </w:rPr>
-        <w:t xml:space="preserve"> в проект доб</w:t>
-      </w:r>
-      <w:r>
-        <w:rPr>
-          <w:rFonts w:ascii="Times New Roman" w:hAnsi="Times New Roman" w:cs="Times New Roman"/>
-          <w:sz w:val="28"/>
-          <w:szCs w:val="28"/>
-          <w:lang w:val="ru-RU"/>
-        </w:rPr>
-        <w:t xml:space="preserve">авлены </w:t>
+        <w:t xml:space="preserve"> в проект добавлены </w:t>
       </w:r>
       <w:r>
         <w:rPr>
@@ -10193,8 +9899,8 @@
         <w:tblLook w:val="04A0" w:firstRow="1" w:lastRow="0" w:firstColumn="1" w:lastColumn="0" w:noHBand="0" w:noVBand="1"/>
       </w:tblPr>
       <w:tblGrid>
-        <w:gridCol w:w="5040"/>
-        <w:gridCol w:w="5040"/>
+        <w:gridCol w:w="5035"/>
+        <w:gridCol w:w="5035"/>
       </w:tblGrid>
       <w:tr>
         <w:trPr>
@@ -10287,18 +9993,8 @@
                 <w:sz w:val="28"/>
                 <w:szCs w:val="28"/>
               </w:rPr>
-              <w:t>/</w:t>
-            </w:r>
-            <w:proofErr w:type="gramStart"/>
-            <w:r>
-              <w:rPr>
-                <w:rFonts w:ascii="Times New Roman" w:hAnsi="Times New Roman" w:cs="Times New Roman"/>
-                <w:sz w:val="28"/>
-                <w:szCs w:val="28"/>
-              </w:rPr>
-              <w:t>auth</w:t>
-            </w:r>
-            <w:proofErr w:type="gramEnd"/>
+              <w:t>/auth</w:t>
+            </w:r>
           </w:p>
         </w:tc>
         <w:tc>
@@ -10394,25 +10090,7 @@
                 <w:sz w:val="28"/>
                 <w:szCs w:val="28"/>
               </w:rPr>
-              <w:t>/</w:t>
-            </w:r>
-            <w:proofErr w:type="gramStart"/>
-            <w:r>
-              <w:rPr>
-                <w:rFonts w:ascii="Times New Roman" w:hAnsi="Times New Roman" w:cs="Times New Roman"/>
-                <w:sz w:val="28"/>
-                <w:szCs w:val="28"/>
-              </w:rPr>
-              <w:t>risk</w:t>
-            </w:r>
-            <w:proofErr w:type="gramEnd"/>
-            <w:r>
-              <w:rPr>
-                <w:rFonts w:ascii="Times New Roman" w:hAnsi="Times New Roman" w:cs="Times New Roman"/>
-                <w:sz w:val="28"/>
-                <w:szCs w:val="28"/>
-              </w:rPr>
-              <w:t>-journal</w:t>
+              <w:t>/risk-journal</w:t>
             </w:r>
           </w:p>
         </w:tc>
@@ -10536,25 +10214,7 @@
                 <w:sz w:val="28"/>
                 <w:szCs w:val="28"/>
               </w:rPr>
-              <w:t>/</w:t>
-            </w:r>
-            <w:proofErr w:type="gramStart"/>
-            <w:r>
-              <w:rPr>
-                <w:rFonts w:ascii="Times New Roman" w:hAnsi="Times New Roman" w:cs="Times New Roman"/>
-                <w:sz w:val="28"/>
-                <w:szCs w:val="28"/>
-              </w:rPr>
-              <w:t>create</w:t>
-            </w:r>
-            <w:proofErr w:type="gramEnd"/>
-            <w:r>
-              <w:rPr>
-                <w:rFonts w:ascii="Times New Roman" w:hAnsi="Times New Roman" w:cs="Times New Roman"/>
-                <w:sz w:val="28"/>
-                <w:szCs w:val="28"/>
-              </w:rPr>
-              <w:t>-mitigation-plan</w:t>
+              <w:t>/create-mitigation-plan</w:t>
             </w:r>
           </w:p>
         </w:tc>
@@ -10607,25 +10267,7 @@
                 <w:sz w:val="28"/>
                 <w:szCs w:val="28"/>
               </w:rPr>
-              <w:t>/</w:t>
-            </w:r>
-            <w:proofErr w:type="gramStart"/>
-            <w:r>
-              <w:rPr>
-                <w:rFonts w:ascii="Times New Roman" w:hAnsi="Times New Roman" w:cs="Times New Roman"/>
-                <w:sz w:val="28"/>
-                <w:szCs w:val="28"/>
-              </w:rPr>
-              <w:t>background</w:t>
-            </w:r>
-            <w:proofErr w:type="gramEnd"/>
-            <w:r>
-              <w:rPr>
-                <w:rFonts w:ascii="Times New Roman" w:hAnsi="Times New Roman" w:cs="Times New Roman"/>
-                <w:sz w:val="28"/>
-                <w:szCs w:val="28"/>
-              </w:rPr>
-              <w:t>-tasks</w:t>
+              <w:t>/background-tasks</w:t>
             </w:r>
           </w:p>
         </w:tc>
@@ -10678,18 +10320,8 @@
                 <w:sz w:val="28"/>
                 <w:szCs w:val="28"/>
               </w:rPr>
-              <w:t>/</w:t>
-            </w:r>
-            <w:proofErr w:type="gramStart"/>
-            <w:r>
-              <w:rPr>
-                <w:rFonts w:ascii="Times New Roman" w:hAnsi="Times New Roman" w:cs="Times New Roman"/>
-                <w:sz w:val="28"/>
-                <w:szCs w:val="28"/>
-              </w:rPr>
-              <w:t>reports</w:t>
-            </w:r>
-            <w:proofErr w:type="gramEnd"/>
+              <w:t>/reports</w:t>
+            </w:r>
           </w:p>
         </w:tc>
         <w:tc>
@@ -10879,16 +10511,7 @@
                 <w:szCs w:val="28"/>
                 <w:lang w:val="ru-RU"/>
               </w:rPr>
-              <w:t xml:space="preserve">Одобрение </w:t>
-            </w:r>
-            <w:r>
-              <w:rPr>
-                <w:rFonts w:ascii="Times New Roman" w:hAnsi="Times New Roman" w:cs="Times New Roman"/>
-                <w:sz w:val="28"/>
-                <w:szCs w:val="28"/>
-                <w:lang w:val="ru-RU"/>
-              </w:rPr>
-              <w:t>пользователей и управление ролями.</w:t>
+              <w:t>Одобрение пользователей и управление ролями.</w:t>
             </w:r>
           </w:p>
         </w:tc>
@@ -10916,18 +10539,8 @@
                 <w:sz w:val="28"/>
                 <w:szCs w:val="28"/>
               </w:rPr>
-              <w:t>/</w:t>
-            </w:r>
-            <w:proofErr w:type="gramStart"/>
-            <w:r>
-              <w:rPr>
-                <w:rFonts w:ascii="Times New Roman" w:hAnsi="Times New Roman" w:cs="Times New Roman"/>
-                <w:sz w:val="28"/>
-                <w:szCs w:val="28"/>
-              </w:rPr>
-              <w:t>profile</w:t>
-            </w:r>
-            <w:proofErr w:type="gramEnd"/>
+              <w:t>/profile</w:t>
+            </w:r>
           </w:p>
         </w:tc>
         <w:tc>
@@ -11231,16 +10844,7 @@
           <w:szCs w:val="28"/>
           <w:lang w:val="ru-RU"/>
         </w:rPr>
-        <w:t>-реализации: р</w:t>
-      </w:r>
-      <w:r>
-        <w:rPr>
-          <w:rFonts w:ascii="Times New Roman" w:hAnsi="Times New Roman" w:cs="Times New Roman"/>
-          <w:sz w:val="28"/>
-          <w:szCs w:val="28"/>
-          <w:lang w:val="ru-RU"/>
-        </w:rPr>
-        <w:t xml:space="preserve">анняя </w:t>
+        <w:t xml:space="preserve">-реализации: ранняя </w:t>
       </w:r>
       <w:proofErr w:type="spellStart"/>
       <w:r>
@@ -11357,9 +10961,9 @@
         <w:tblLook w:val="04A0" w:firstRow="1" w:lastRow="0" w:firstColumn="1" w:lastColumn="0" w:noHBand="0" w:noVBand="1"/>
       </w:tblPr>
       <w:tblGrid>
-        <w:gridCol w:w="3360"/>
-        <w:gridCol w:w="3360"/>
-        <w:gridCol w:w="3360"/>
+        <w:gridCol w:w="3355"/>
+        <w:gridCol w:w="3358"/>
+        <w:gridCol w:w="3357"/>
       </w:tblGrid>
       <w:tr>
         <w:trPr>
@@ -11538,16 +11142,7 @@
                 <w:szCs w:val="28"/>
                 <w:lang w:val="ru-RU"/>
               </w:rPr>
-              <w:t xml:space="preserve">Вход </w:t>
-            </w:r>
-            <w:r>
-              <w:rPr>
-                <w:rFonts w:ascii="Times New Roman" w:hAnsi="Times New Roman" w:cs="Times New Roman"/>
-                <w:sz w:val="28"/>
-                <w:szCs w:val="28"/>
-                <w:lang w:val="ru-RU"/>
-              </w:rPr>
-              <w:t xml:space="preserve">эксперта, назначенные риски, карточка риска, отправка оценки, профиль, экран отсутствия подключения, </w:t>
+              <w:t xml:space="preserve">Вход эксперта, назначенные риски, карточка риска, отправка оценки, профиль, экран отсутствия подключения, </w:t>
             </w:r>
             <w:r>
               <w:rPr>
@@ -11773,15 +11368,7 @@
           <w:sz w:val="28"/>
           <w:szCs w:val="28"/>
         </w:rPr>
-        <w:t xml:space="preserve">/me, </w:t>
-      </w:r>
-      <w:r>
-        <w:rPr>
-          <w:rFonts w:ascii="Times New Roman" w:hAnsi="Times New Roman" w:cs="Times New Roman"/>
-          <w:sz w:val="28"/>
-          <w:szCs w:val="28"/>
-        </w:rPr>
-        <w:t>/</w:t>
+        <w:t>/me, /</w:t>
       </w:r>
       <w:proofErr w:type="spellStart"/>
       <w:r>
@@ -11896,15 +11483,7 @@
           <w:sz w:val="28"/>
           <w:lang w:val="ru-RU"/>
         </w:rPr>
-        <w:t>-приложение работн</w:t>
-      </w:r>
-      <w:r>
-        <w:rPr>
-          <w:rFonts w:ascii="Times New Roman" w:hAnsi="Times New Roman" w:cs="Times New Roman"/>
-          <w:sz w:val="28"/>
-          <w:lang w:val="ru-RU"/>
-        </w:rPr>
-        <w:t>ика</w:t>
+        <w:t>-приложение работника</w:t>
       </w:r>
       <w:bookmarkEnd w:id="11"/>
     </w:p>
@@ -11967,16 +11546,7 @@
           <w:szCs w:val="28"/>
           <w:lang w:val="ru-RU"/>
         </w:rPr>
-        <w:t>-панели. Это правильнее по бизнес-логике, потому что работник сообщает событие, а классификацию риска и</w:t>
-      </w:r>
-      <w:r>
-        <w:rPr>
-          <w:rFonts w:ascii="Times New Roman" w:hAnsi="Times New Roman" w:cs="Times New Roman"/>
-          <w:sz w:val="28"/>
-          <w:szCs w:val="28"/>
-          <w:lang w:val="ru-RU"/>
-        </w:rPr>
-        <w:t xml:space="preserve"> управление выполняет менеджер.</w:t>
+        <w:t>-панели. Это правильнее по бизнес-логике, потому что работник сообщает событие, а классификацию риска и управление выполняет менеджер.</w:t>
       </w:r>
     </w:p>
     <w:p>
@@ -12226,16 +11796,7 @@
           <w:szCs w:val="28"/>
           <w:lang w:val="ru-RU"/>
         </w:rPr>
-        <w:t xml:space="preserve">Настройки </w:t>
-      </w:r>
-      <w:r>
-        <w:rPr>
-          <w:rFonts w:ascii="Times New Roman" w:hAnsi="Times New Roman" w:cs="Times New Roman"/>
-          <w:sz w:val="28"/>
-          <w:szCs w:val="28"/>
-          <w:lang w:val="ru-RU"/>
-        </w:rPr>
-        <w:t xml:space="preserve">сервера на экране входа, чтобы </w:t>
+        <w:t xml:space="preserve">Настройки сервера на экране входа, чтобы </w:t>
       </w:r>
       <w:r>
         <w:rPr>
@@ -12415,16 +11976,7 @@
           <w:szCs w:val="28"/>
           <w:lang w:val="ru-RU"/>
         </w:rPr>
-        <w:t xml:space="preserve">_ПК&gt;:5000. </w:t>
-      </w:r>
-      <w:r>
-        <w:rPr>
-          <w:rFonts w:ascii="Times New Roman" w:hAnsi="Times New Roman" w:cs="Times New Roman"/>
-          <w:sz w:val="28"/>
-          <w:szCs w:val="28"/>
-          <w:lang w:val="ru-RU"/>
-        </w:rPr>
-        <w:t xml:space="preserve">Перед входом полезно открыть в браузере эмулятора </w:t>
+        <w:t xml:space="preserve">_ПК&gt;:5000. Перед входом полезно открыть в браузере эмулятора </w:t>
       </w:r>
       <w:r>
         <w:rPr>
@@ -12569,8 +12121,8 @@
         <w:tblLook w:val="04A0" w:firstRow="1" w:lastRow="0" w:firstColumn="1" w:lastColumn="0" w:noHBand="0" w:noVBand="1"/>
       </w:tblPr>
       <w:tblGrid>
-        <w:gridCol w:w="5040"/>
-        <w:gridCol w:w="5040"/>
+        <w:gridCol w:w="5035"/>
+        <w:gridCol w:w="5035"/>
       </w:tblGrid>
       <w:tr>
         <w:trPr>
@@ -12732,16 +12284,7 @@
                 <w:szCs w:val="28"/>
                 <w:lang w:val="ru-RU"/>
               </w:rPr>
-              <w:t>Основная</w:t>
-            </w:r>
-            <w:r>
-              <w:rPr>
-                <w:rFonts w:ascii="Times New Roman" w:hAnsi="Times New Roman" w:cs="Times New Roman"/>
-                <w:sz w:val="28"/>
-                <w:szCs w:val="28"/>
-                <w:lang w:val="ru-RU"/>
-              </w:rPr>
-              <w:t xml:space="preserve"> сущность риска: название, описание, категория, статус, владелец, эксперт.</w:t>
+              <w:t>Основная сущность риска: название, описание, категория, статус, владелец, эксперт.</w:t>
             </w:r>
           </w:p>
         </w:tc>
@@ -13497,8 +13040,8 @@
         <w:tblLook w:val="04A0" w:firstRow="1" w:lastRow="0" w:firstColumn="1" w:lastColumn="0" w:noHBand="0" w:noVBand="1"/>
       </w:tblPr>
       <w:tblGrid>
-        <w:gridCol w:w="5040"/>
-        <w:gridCol w:w="5040"/>
+        <w:gridCol w:w="5035"/>
+        <w:gridCol w:w="5035"/>
       </w:tblGrid>
       <w:tr>
         <w:trPr>
@@ -13660,16 +13203,7 @@
                 <w:szCs w:val="28"/>
                 <w:lang w:val="ru-RU"/>
               </w:rPr>
-              <w:t xml:space="preserve">Риск находится в работе, </w:t>
-            </w:r>
-            <w:r>
-              <w:rPr>
-                <w:rFonts w:ascii="Times New Roman" w:hAnsi="Times New Roman" w:cs="Times New Roman"/>
-                <w:sz w:val="28"/>
-                <w:szCs w:val="28"/>
-                <w:lang w:val="ru-RU"/>
-              </w:rPr>
-              <w:t>назначен эксперт.</w:t>
+              <w:t>Риск находится в работе, назначен эксперт.</w:t>
             </w:r>
           </w:p>
         </w:tc>
@@ -13886,8 +13420,8 @@
         <w:tblLook w:val="04A0" w:firstRow="1" w:lastRow="0" w:firstColumn="1" w:lastColumn="0" w:noHBand="0" w:noVBand="1"/>
       </w:tblPr>
       <w:tblGrid>
-        <w:gridCol w:w="5040"/>
-        <w:gridCol w:w="5040"/>
+        <w:gridCol w:w="5035"/>
+        <w:gridCol w:w="5035"/>
       </w:tblGrid>
       <w:tr>
         <w:trPr>
@@ -14369,16 +13903,7 @@
           <w:szCs w:val="28"/>
           <w:lang w:val="ru-RU"/>
         </w:rPr>
-        <w:t xml:space="preserve">-слой в одной транзакции. Если ошибка возникает при создании риска или одной из мер, </w:t>
-      </w:r>
-      <w:r>
-        <w:rPr>
-          <w:rFonts w:ascii="Times New Roman" w:hAnsi="Times New Roman" w:cs="Times New Roman"/>
-          <w:sz w:val="28"/>
-          <w:szCs w:val="28"/>
-          <w:lang w:val="ru-RU"/>
-        </w:rPr>
-        <w:t xml:space="preserve">частичные данные не должны сохраняться. Это закрывает требование задания о связи </w:t>
+        <w:t xml:space="preserve">-слой в одной транзакции. Если ошибка возникает при создании риска или одной из мер, частичные данные не должны сохраняться. Это закрывает требование задания о связи </w:t>
       </w:r>
       <w:r>
         <w:rPr>
@@ -14600,8 +14125,8 @@
       </w:tblPr>
       <w:tblGrid>
         <w:gridCol w:w="3360"/>
-        <w:gridCol w:w="3360"/>
-        <w:gridCol w:w="3360"/>
+        <w:gridCol w:w="3354"/>
+        <w:gridCol w:w="3356"/>
       </w:tblGrid>
       <w:tr>
         <w:trPr>
@@ -14777,15 +14302,7 @@
                 <w:sz w:val="28"/>
                 <w:szCs w:val="28"/>
               </w:rPr>
-              <w:t>то</w:t>
-            </w:r>
-            <w:r>
-              <w:rPr>
-                <w:rFonts w:ascii="Times New Roman" w:hAnsi="Times New Roman" w:cs="Times New Roman"/>
-                <w:sz w:val="28"/>
-                <w:szCs w:val="28"/>
-              </w:rPr>
-              <w:t>кена</w:t>
+              <w:t>токена</w:t>
             </w:r>
             <w:proofErr w:type="spellEnd"/>
             <w:r>
@@ -15396,15 +14913,7 @@
                 <w:sz w:val="28"/>
                 <w:szCs w:val="28"/>
               </w:rPr>
-              <w:t xml:space="preserve">GET </w:t>
-            </w:r>
-            <w:r>
-              <w:rPr>
-                <w:rFonts w:ascii="Times New Roman" w:hAnsi="Times New Roman" w:cs="Times New Roman"/>
-                <w:sz w:val="28"/>
-                <w:szCs w:val="28"/>
-              </w:rPr>
-              <w:t>/</w:t>
+              <w:t>GET /</w:t>
             </w:r>
             <w:proofErr w:type="spellStart"/>
             <w:r>
@@ -15912,9 +15421,9 @@
         <w:tblLook w:val="04A0" w:firstRow="1" w:lastRow="0" w:firstColumn="1" w:lastColumn="0" w:noHBand="0" w:noVBand="1"/>
       </w:tblPr>
       <w:tblGrid>
-        <w:gridCol w:w="3127"/>
+        <w:gridCol w:w="3007"/>
         <w:gridCol w:w="4016"/>
-        <w:gridCol w:w="3153"/>
+        <w:gridCol w:w="3047"/>
       </w:tblGrid>
       <w:tr>
         <w:trPr>
@@ -16322,15 +15831,7 @@
                 <w:sz w:val="28"/>
                 <w:szCs w:val="28"/>
               </w:rPr>
-              <w:t xml:space="preserve">POST </w:t>
-            </w:r>
-            <w:r>
-              <w:rPr>
-                <w:rFonts w:ascii="Times New Roman" w:hAnsi="Times New Roman" w:cs="Times New Roman"/>
-                <w:sz w:val="28"/>
-                <w:szCs w:val="28"/>
-              </w:rPr>
-              <w:t>/</w:t>
+              <w:t>POST /</w:t>
             </w:r>
             <w:proofErr w:type="spellStart"/>
             <w:r>
@@ -16785,15 +16286,7 @@
                 <w:sz w:val="28"/>
                 <w:szCs w:val="28"/>
               </w:rPr>
-              <w:t>mode</w:t>
-            </w:r>
-            <w:r>
-              <w:rPr>
-                <w:rFonts w:ascii="Times New Roman" w:hAnsi="Times New Roman" w:cs="Times New Roman"/>
-                <w:sz w:val="28"/>
-                <w:szCs w:val="28"/>
-              </w:rPr>
-              <w:t>l</w:t>
+              <w:t>model</w:t>
             </w:r>
             <w:r>
               <w:rPr>
@@ -16963,9 +16456,9 @@
         <w:tblLook w:val="04A0" w:firstRow="1" w:lastRow="0" w:firstColumn="1" w:lastColumn="0" w:noHBand="0" w:noVBand="1"/>
       </w:tblPr>
       <w:tblGrid>
-        <w:gridCol w:w="3360"/>
-        <w:gridCol w:w="3360"/>
-        <w:gridCol w:w="3360"/>
+        <w:gridCol w:w="3359"/>
+        <w:gridCol w:w="3355"/>
+        <w:gridCol w:w="3356"/>
       </w:tblGrid>
       <w:tr>
         <w:trPr>
@@ -17381,16 +16874,7 @@
                 <w:szCs w:val="28"/>
                 <w:lang w:val="ru-RU"/>
               </w:rPr>
-              <w:t xml:space="preserve">Профиль работника и очередь его </w:t>
-            </w:r>
-            <w:r>
-              <w:rPr>
-                <w:rFonts w:ascii="Times New Roman" w:hAnsi="Times New Roman" w:cs="Times New Roman"/>
-                <w:sz w:val="28"/>
-                <w:szCs w:val="28"/>
-                <w:lang w:val="ru-RU"/>
-              </w:rPr>
-              <w:t>инцидентов.</w:t>
+              <w:t>Профиль работника и очередь его инцидентов.</w:t>
             </w:r>
           </w:p>
         </w:tc>
@@ -17636,16 +17120,7 @@
           <w:szCs w:val="28"/>
           <w:lang w:val="ru-RU"/>
         </w:rPr>
-        <w:t>-модель обновляется не сразу, а через обработчик очереди. Это демо</w:t>
-      </w:r>
-      <w:r>
-        <w:rPr>
-          <w:rFonts w:ascii="Times New Roman" w:hAnsi="Times New Roman" w:cs="Times New Roman"/>
-          <w:sz w:val="28"/>
-          <w:szCs w:val="28"/>
-          <w:lang w:val="ru-RU"/>
-        </w:rPr>
-        <w:t xml:space="preserve">нстрирует </w:t>
+        <w:t xml:space="preserve">-модель обновляется не сразу, а через обработчик очереди. Это демонстрирует </w:t>
       </w:r>
       <w:r>
         <w:rPr>
@@ -17876,16 +17351,7 @@
           <w:szCs w:val="28"/>
           <w:lang w:val="ru-RU"/>
         </w:rPr>
-        <w:t xml:space="preserve">Пароли хранятся в </w:t>
-      </w:r>
-      <w:r>
-        <w:rPr>
-          <w:rFonts w:ascii="Times New Roman" w:hAnsi="Times New Roman" w:cs="Times New Roman"/>
-          <w:sz w:val="28"/>
-          <w:szCs w:val="28"/>
-          <w:lang w:val="ru-RU"/>
-        </w:rPr>
-        <w:t>хешированном виде.</w:t>
+        <w:t>Пароли хранятся в хешированном виде.</w:t>
       </w:r>
     </w:p>
     <w:p>
@@ -18076,16 +17542,7 @@
           <w:szCs w:val="28"/>
           <w:lang w:val="ru-RU"/>
         </w:rPr>
-        <w:t xml:space="preserve"> оценивает назн</w:t>
-      </w:r>
-      <w:r>
-        <w:rPr>
-          <w:rFonts w:ascii="Times New Roman" w:hAnsi="Times New Roman" w:cs="Times New Roman"/>
-          <w:sz w:val="28"/>
-          <w:szCs w:val="28"/>
-          <w:lang w:val="ru-RU"/>
-        </w:rPr>
-        <w:t xml:space="preserve">аченные риски, </w:t>
+        <w:t xml:space="preserve"> оценивает назначенные риски, </w:t>
       </w:r>
       <w:r>
         <w:rPr>
@@ -18195,16 +17652,7 @@
           <w:szCs w:val="28"/>
           <w:lang w:val="ru-RU"/>
         </w:rPr>
-        <w:t xml:space="preserve"> фиксирует важные действия: изменение статусов, назначение экспертов, обработку очереди, создание зап</w:t>
-      </w:r>
-      <w:r>
-        <w:rPr>
-          <w:rFonts w:ascii="Times New Roman" w:hAnsi="Times New Roman" w:cs="Times New Roman"/>
-          <w:sz w:val="28"/>
-          <w:szCs w:val="28"/>
-          <w:lang w:val="ru-RU"/>
-        </w:rPr>
-        <w:t>исей.</w:t>
+        <w:t xml:space="preserve"> фиксирует важные действия: изменение статусов, назначение экспертов, обработку очереди, создание записей.</w:t>
       </w:r>
     </w:p>
     <w:p>
@@ -18292,16 +17740,7 @@
           <w:szCs w:val="28"/>
           <w:lang w:val="ru-RU"/>
         </w:rPr>
-        <w:t>-раздел отчетов показывает состояние рис</w:t>
-      </w:r>
-      <w:r>
-        <w:rPr>
-          <w:rFonts w:ascii="Times New Roman" w:hAnsi="Times New Roman" w:cs="Times New Roman"/>
-          <w:sz w:val="28"/>
-          <w:szCs w:val="28"/>
-          <w:lang w:val="ru-RU"/>
-        </w:rPr>
-        <w:t xml:space="preserve">ков и позволяет экспортировать </w:t>
+        <w:t xml:space="preserve">-раздел отчетов показывает состояние рисков и позволяет экспортировать </w:t>
       </w:r>
       <w:r>
         <w:rPr>
@@ -18409,16 +17848,7 @@
           <w:szCs w:val="28"/>
           <w:lang w:val="ru-RU"/>
         </w:rPr>
-        <w:t>Раздел фоновых задач показывает демонстрационную очередь системных процессов: пересчет уровня риска, синхронизация</w:t>
-      </w:r>
-      <w:r>
-        <w:rPr>
-          <w:rFonts w:ascii="Times New Roman" w:hAnsi="Times New Roman" w:cs="Times New Roman"/>
-          <w:sz w:val="28"/>
-          <w:szCs w:val="28"/>
-          <w:lang w:val="ru-RU"/>
-        </w:rPr>
-        <w:t xml:space="preserve"> </w:t>
+        <w:t xml:space="preserve">Раздел фоновых задач показывает демонстрационную очередь системных процессов: пересчет уровня риска, синхронизация </w:t>
       </w:r>
       <w:r>
         <w:rPr>
@@ -18697,15 +18127,7 @@
           <w:sz w:val="28"/>
           <w:szCs w:val="28"/>
         </w:rPr>
-        <w:t>m</w:t>
-      </w:r>
-      <w:r>
-        <w:rPr>
-          <w:rFonts w:ascii="Times New Roman" w:hAnsi="Times New Roman" w:cs="Times New Roman"/>
-          <w:sz w:val="28"/>
-          <w:szCs w:val="28"/>
-        </w:rPr>
-        <w:t>etric</w:t>
+        <w:t>metric</w:t>
       </w:r>
       <w:r>
         <w:rPr>
@@ -18877,7 +18299,7 @@
           <w:sz w:val="28"/>
           <w:szCs w:val="28"/>
         </w:rPr>
-        <w:t>cd "C:\Path\To\we</w:t>
+        <w:t>cd "C:\Path\To\web"</w:t>
       </w:r>
       <w:r>
         <w:rPr>
@@ -18886,8 +18308,9 @@
           <w:sz w:val="28"/>
           <w:szCs w:val="28"/>
         </w:rPr>
-        <w:t>b"</w:t>
-      </w:r>
+        <w:br/>
+      </w:r>
+      <w:proofErr w:type="spellStart"/>
       <w:r>
         <w:rPr>
           <w:rFonts w:ascii="Times New Roman" w:hAnsi="Times New Roman" w:cs="Times New Roman"/>
@@ -18895,7 +18318,17 @@
           <w:sz w:val="28"/>
           <w:szCs w:val="28"/>
         </w:rPr>
-        <w:br/>
+        <w:t>py</w:t>
+      </w:r>
+      <w:proofErr w:type="spellEnd"/>
+      <w:r>
+        <w:rPr>
+          <w:rFonts w:ascii="Times New Roman" w:hAnsi="Times New Roman" w:cs="Times New Roman"/>
+          <w:color w:val="1F2F4F"/>
+          <w:sz w:val="28"/>
+          <w:szCs w:val="28"/>
+        </w:rPr>
+        <w:t xml:space="preserve"> -3 -m </w:t>
       </w:r>
       <w:proofErr w:type="spellStart"/>
       <w:r>
@@ -18905,7 +18338,7 @@
           <w:sz w:val="28"/>
           <w:szCs w:val="28"/>
         </w:rPr>
-        <w:t>py</w:t>
+        <w:t>venv</w:t>
       </w:r>
       <w:proofErr w:type="spellEnd"/>
       <w:r>
@@ -18915,10 +18348,9 @@
           <w:sz w:val="28"/>
           <w:szCs w:val="28"/>
         </w:rPr>
-        <w:t xml:space="preserve"> -3 -m </w:t>
+        <w:t xml:space="preserve"> .</w:t>
       </w:r>
       <w:proofErr w:type="spellStart"/>
-      <w:proofErr w:type="gramStart"/>
       <w:r>
         <w:rPr>
           <w:rFonts w:ascii="Times New Roman" w:hAnsi="Times New Roman" w:cs="Times New Roman"/>
@@ -18929,27 +18361,6 @@
         <w:t>venv</w:t>
       </w:r>
       <w:proofErr w:type="spellEnd"/>
-      <w:r>
-        <w:rPr>
-          <w:rFonts w:ascii="Times New Roman" w:hAnsi="Times New Roman" w:cs="Times New Roman"/>
-          <w:color w:val="1F2F4F"/>
-          <w:sz w:val="28"/>
-          <w:szCs w:val="28"/>
-        </w:rPr>
-        <w:t xml:space="preserve"> .</w:t>
-      </w:r>
-      <w:proofErr w:type="spellStart"/>
-      <w:r>
-        <w:rPr>
-          <w:rFonts w:ascii="Times New Roman" w:hAnsi="Times New Roman" w:cs="Times New Roman"/>
-          <w:color w:val="1F2F4F"/>
-          <w:sz w:val="28"/>
-          <w:szCs w:val="28"/>
-        </w:rPr>
-        <w:t>venv</w:t>
-      </w:r>
-      <w:proofErr w:type="spellEnd"/>
-      <w:proofErr w:type="gramEnd"/>
       <w:r>
         <w:rPr>
           <w:rFonts w:ascii="Times New Roman" w:hAnsi="Times New Roman" w:cs="Times New Roman"/>
@@ -19106,7 +18517,6 @@
         <w:t>$</w:t>
       </w:r>
       <w:proofErr w:type="spellStart"/>
-      <w:proofErr w:type="gramStart"/>
       <w:r>
         <w:rPr>
           <w:rFonts w:ascii="Times New Roman" w:hAnsi="Times New Roman" w:cs="Times New Roman"/>
@@ -19114,17 +18524,7 @@
           <w:sz w:val="28"/>
           <w:szCs w:val="28"/>
         </w:rPr>
-        <w:t>env:RISKGUARD</w:t>
-      </w:r>
-      <w:proofErr w:type="gramEnd"/>
-      <w:r>
-        <w:rPr>
-          <w:rFonts w:ascii="Times New Roman" w:hAnsi="Times New Roman" w:cs="Times New Roman"/>
-          <w:color w:val="1F2F4F"/>
-          <w:sz w:val="28"/>
-          <w:szCs w:val="28"/>
-        </w:rPr>
-        <w:t>_HOST</w:t>
+        <w:t>env:RISKGUARD_HOST</w:t>
       </w:r>
       <w:proofErr w:type="spellEnd"/>
       <w:r>
@@ -19163,16 +18563,7 @@
           <w:sz w:val="28"/>
           <w:szCs w:val="28"/>
         </w:rPr>
-        <w:t>env:RISKGUARD_POR</w:t>
-      </w:r>
-      <w:r>
-        <w:rPr>
-          <w:rFonts w:ascii="Times New Roman" w:hAnsi="Times New Roman" w:cs="Times New Roman"/>
-          <w:color w:val="1F2F4F"/>
-          <w:sz w:val="28"/>
-          <w:szCs w:val="28"/>
-        </w:rPr>
-        <w:t>T</w:t>
+        <w:t>env:RISKGUARD_PORT</w:t>
       </w:r>
       <w:proofErr w:type="spellEnd"/>
       <w:r>
@@ -19295,27 +18686,7 @@
           <w:sz w:val="28"/>
           <w:szCs w:val="28"/>
         </w:rPr>
-        <w:t xml:space="preserve"> | Where-Object </w:t>
-      </w:r>
-      <w:proofErr w:type="gramStart"/>
-      <w:r>
-        <w:rPr>
-          <w:rFonts w:ascii="Times New Roman" w:hAnsi="Times New Roman" w:cs="Times New Roman"/>
-          <w:color w:val="1F2F4F"/>
-          <w:sz w:val="28"/>
-          <w:szCs w:val="28"/>
-        </w:rPr>
-        <w:t>{ $</w:t>
-      </w:r>
-      <w:proofErr w:type="gramEnd"/>
-      <w:r>
-        <w:rPr>
-          <w:rFonts w:ascii="Times New Roman" w:hAnsi="Times New Roman" w:cs="Times New Roman"/>
-          <w:color w:val="1F2F4F"/>
-          <w:sz w:val="28"/>
-          <w:szCs w:val="28"/>
-        </w:rPr>
-        <w:t>_.IPv4DefaultGateway -ne $null }).IPv4Address.IPAddress</w:t>
+        <w:t xml:space="preserve"> | Where-Object { $_.IPv4DefaultGateway -ne $null }).IPv4Address.IPAddress</w:t>
       </w:r>
       <w:r>
         <w:rPr>
@@ -19615,8 +18986,9 @@
           <w:szCs w:val="28"/>
         </w:rPr>
         <w:br/>
-      </w:r>
-      <w:proofErr w:type="gramStart"/>
+        <w:t>.\.</w:t>
+      </w:r>
+      <w:proofErr w:type="spellStart"/>
       <w:r>
         <w:rPr>
           <w:rFonts w:ascii="Times New Roman" w:hAnsi="Times New Roman" w:cs="Times New Roman"/>
@@ -19624,9 +18996,9 @@
           <w:sz w:val="28"/>
           <w:szCs w:val="28"/>
         </w:rPr>
-        <w:t>.\.</w:t>
-      </w:r>
-      <w:proofErr w:type="spellStart"/>
+        <w:t>venv</w:t>
+      </w:r>
+      <w:proofErr w:type="spellEnd"/>
       <w:r>
         <w:rPr>
           <w:rFonts w:ascii="Times New Roman" w:hAnsi="Times New Roman" w:cs="Times New Roman"/>
@@ -19634,27 +19006,7 @@
           <w:sz w:val="28"/>
           <w:szCs w:val="28"/>
         </w:rPr>
-        <w:t>venv</w:t>
-      </w:r>
-      <w:proofErr w:type="spellEnd"/>
-      <w:r>
-        <w:rPr>
-          <w:rFonts w:ascii="Times New Roman" w:hAnsi="Times New Roman" w:cs="Times New Roman"/>
-          <w:color w:val="1F2F4F"/>
-          <w:sz w:val="28"/>
-          <w:szCs w:val="28"/>
-        </w:rPr>
-        <w:t>\Scripts\python.exe .</w:t>
-      </w:r>
-      <w:proofErr w:type="gramEnd"/>
-      <w:r>
-        <w:rPr>
-          <w:rFonts w:ascii="Times New Roman" w:hAnsi="Times New Roman" w:cs="Times New Roman"/>
-          <w:color w:val="1F2F4F"/>
-          <w:sz w:val="28"/>
-          <w:szCs w:val="28"/>
-        </w:rPr>
-        <w:t>\reset_demo_db.py</w:t>
+        <w:t>\Scripts\python.exe .\reset_demo_db.py</w:t>
       </w:r>
     </w:p>
     <w:p>
@@ -19733,8 +19085,9 @@
           <w:sz w:val="28"/>
           <w:szCs w:val="28"/>
         </w:rPr>
-        <w:t>cd "C:\Users</w:t>
-      </w:r>
+        <w:t>cd "C:\Users\User\OneDrive\Документы\New project\desktop-</w:t>
+      </w:r>
+      <w:proofErr w:type="spellStart"/>
       <w:r>
         <w:rPr>
           <w:rFonts w:ascii="Times New Roman" w:hAnsi="Times New Roman" w:cs="Times New Roman"/>
@@ -19742,7 +19095,26 @@
           <w:sz w:val="28"/>
           <w:szCs w:val="28"/>
         </w:rPr>
-        <w:t>\User\OneDrive\Документы\New project\desktop-</w:t>
+        <w:t>tauri</w:t>
+      </w:r>
+      <w:proofErr w:type="spellEnd"/>
+      <w:r>
+        <w:rPr>
+          <w:rFonts w:ascii="Times New Roman" w:hAnsi="Times New Roman" w:cs="Times New Roman"/>
+          <w:color w:val="1F2F4F"/>
+          <w:sz w:val="28"/>
+          <w:szCs w:val="28"/>
+        </w:rPr>
+        <w:t>"</w:t>
+      </w:r>
+      <w:r>
+        <w:rPr>
+          <w:rFonts w:ascii="Times New Roman" w:hAnsi="Times New Roman" w:cs="Times New Roman"/>
+          <w:color w:val="1F2F4F"/>
+          <w:sz w:val="28"/>
+          <w:szCs w:val="28"/>
+        </w:rPr>
+        <w:br/>
       </w:r>
       <w:proofErr w:type="spellStart"/>
       <w:r>
@@ -19752,7 +19124,7 @@
           <w:sz w:val="28"/>
           <w:szCs w:val="28"/>
         </w:rPr>
-        <w:t>tauri</w:t>
+        <w:t>npm</w:t>
       </w:r>
       <w:proofErr w:type="spellEnd"/>
       <w:r>
@@ -19762,7 +19134,7 @@
           <w:sz w:val="28"/>
           <w:szCs w:val="28"/>
         </w:rPr>
-        <w:t>"</w:t>
+        <w:t xml:space="preserve"> install</w:t>
       </w:r>
       <w:r>
         <w:rPr>
@@ -19791,8 +19163,9 @@
           <w:sz w:val="28"/>
           <w:szCs w:val="28"/>
         </w:rPr>
-        <w:t xml:space="preserve"> install</w:t>
-      </w:r>
+        <w:t xml:space="preserve"> run </w:t>
+      </w:r>
+      <w:proofErr w:type="spellStart"/>
       <w:r>
         <w:rPr>
           <w:rFonts w:ascii="Times New Roman" w:hAnsi="Times New Roman" w:cs="Times New Roman"/>
@@ -19800,41 +19173,9 @@
           <w:sz w:val="28"/>
           <w:szCs w:val="28"/>
         </w:rPr>
-        <w:br/>
-      </w:r>
-      <w:proofErr w:type="spellStart"/>
-      <w:r>
-        <w:rPr>
-          <w:rFonts w:ascii="Times New Roman" w:hAnsi="Times New Roman" w:cs="Times New Roman"/>
-          <w:color w:val="1F2F4F"/>
-          <w:sz w:val="28"/>
-          <w:szCs w:val="28"/>
-        </w:rPr>
-        <w:t>npm</w:t>
+        <w:t>tauri:dev</w:t>
       </w:r>
       <w:proofErr w:type="spellEnd"/>
-      <w:r>
-        <w:rPr>
-          <w:rFonts w:ascii="Times New Roman" w:hAnsi="Times New Roman" w:cs="Times New Roman"/>
-          <w:color w:val="1F2F4F"/>
-          <w:sz w:val="28"/>
-          <w:szCs w:val="28"/>
-        </w:rPr>
-        <w:t xml:space="preserve"> run </w:t>
-      </w:r>
-      <w:proofErr w:type="spellStart"/>
-      <w:proofErr w:type="gramStart"/>
-      <w:r>
-        <w:rPr>
-          <w:rFonts w:ascii="Times New Roman" w:hAnsi="Times New Roman" w:cs="Times New Roman"/>
-          <w:color w:val="1F2F4F"/>
-          <w:sz w:val="28"/>
-          <w:szCs w:val="28"/>
-        </w:rPr>
-        <w:t>tauri:dev</w:t>
-      </w:r>
-      <w:proofErr w:type="spellEnd"/>
-      <w:proofErr w:type="gramEnd"/>
     </w:p>
     <w:p>
       <w:pPr>
@@ -19948,7 +19289,6 @@
         <w:t xml:space="preserve"> run </w:t>
       </w:r>
       <w:proofErr w:type="spellStart"/>
-      <w:proofErr w:type="gramStart"/>
       <w:r>
         <w:rPr>
           <w:rFonts w:ascii="Times New Roman" w:hAnsi="Times New Roman" w:cs="Times New Roman"/>
@@ -19959,7 +19299,6 @@
         <w:t>tauri:build</w:t>
       </w:r>
       <w:proofErr w:type="spellEnd"/>
-      <w:proofErr w:type="gramEnd"/>
     </w:p>
     <w:p>
       <w:pPr>
@@ -20058,15 +19397,7 @@
           <w:sz w:val="28"/>
           <w:szCs w:val="28"/>
         </w:rPr>
-        <w:t>/ta</w:t>
-      </w:r>
-      <w:r>
-        <w:rPr>
-          <w:rFonts w:ascii="Times New Roman" w:hAnsi="Times New Roman" w:cs="Times New Roman"/>
-          <w:sz w:val="28"/>
-          <w:szCs w:val="28"/>
-        </w:rPr>
-        <w:t>rget/release/bundle.</w:t>
+        <w:t>/target/release/bundle.</w:t>
       </w:r>
     </w:p>
     <w:p>
@@ -20318,16 +19649,7 @@
           <w:szCs w:val="28"/>
           <w:lang w:val="ru-RU"/>
         </w:rPr>
-        <w:t>_ПК_</w:t>
-      </w:r>
-      <w:r>
-        <w:rPr>
-          <w:rFonts w:ascii="Times New Roman" w:hAnsi="Times New Roman" w:cs="Times New Roman"/>
-          <w:sz w:val="28"/>
-          <w:szCs w:val="28"/>
-          <w:lang w:val="ru-RU"/>
-        </w:rPr>
-        <w:t>С_</w:t>
+        <w:t>_ПК_С_</w:t>
       </w:r>
       <w:r>
         <w:rPr>
@@ -20631,15 +19953,7 @@
           <w:szCs w:val="28"/>
         </w:rPr>
         <w:lastRenderedPageBreak/>
-        <w:t>w</w:t>
-      </w:r>
-      <w:r>
-        <w:rPr>
-          <w:rFonts w:ascii="Times New Roman" w:hAnsi="Times New Roman" w:cs="Times New Roman"/>
-          <w:sz w:val="28"/>
-          <w:szCs w:val="28"/>
-        </w:rPr>
-        <w:t>eb</w:t>
+        <w:t>web</w:t>
       </w:r>
       <w:r>
         <w:rPr>
@@ -20716,8 +20030,8 @@
         <w:tblLook w:val="04A0" w:firstRow="1" w:lastRow="0" w:firstColumn="1" w:lastColumn="0" w:noHBand="0" w:noVBand="1"/>
       </w:tblPr>
       <w:tblGrid>
-        <w:gridCol w:w="5040"/>
-        <w:gridCol w:w="5040"/>
+        <w:gridCol w:w="5033"/>
+        <w:gridCol w:w="5037"/>
       </w:tblGrid>
       <w:tr>
         <w:trPr>
@@ -21294,8 +20608,8 @@
         <w:tblLook w:val="04A0" w:firstRow="1" w:lastRow="0" w:firstColumn="1" w:lastColumn="0" w:noHBand="0" w:noVBand="1"/>
       </w:tblPr>
       <w:tblGrid>
-        <w:gridCol w:w="5040"/>
-        <w:gridCol w:w="5040"/>
+        <w:gridCol w:w="5033"/>
+        <w:gridCol w:w="5037"/>
       </w:tblGrid>
       <w:tr>
         <w:trPr>
@@ -21521,16 +20835,7 @@
                 <w:szCs w:val="28"/>
                 <w:lang w:val="ru-RU"/>
               </w:rPr>
-              <w:t xml:space="preserve">Создание риска вместе с мерами </w:t>
-            </w:r>
-            <w:r>
-              <w:rPr>
-                <w:rFonts w:ascii="Times New Roman" w:hAnsi="Times New Roman" w:cs="Times New Roman"/>
-                <w:sz w:val="28"/>
-                <w:szCs w:val="28"/>
-                <w:lang w:val="ru-RU"/>
-              </w:rPr>
-              <w:t>минимизации.</w:t>
+              <w:t>Создание риска вместе с мерами минимизации.</w:t>
             </w:r>
           </w:p>
         </w:tc>
@@ -21745,8 +21050,8 @@
         <w:tblLook w:val="04A0" w:firstRow="1" w:lastRow="0" w:firstColumn="1" w:lastColumn="0" w:noHBand="0" w:noVBand="1"/>
       </w:tblPr>
       <w:tblGrid>
-        <w:gridCol w:w="5040"/>
-        <w:gridCol w:w="5040"/>
+        <w:gridCol w:w="5032"/>
+        <w:gridCol w:w="5038"/>
       </w:tblGrid>
       <w:tr>
         <w:trPr>
@@ -21943,15 +21248,7 @@
                 <w:sz w:val="28"/>
                 <w:szCs w:val="28"/>
               </w:rPr>
-              <w:t xml:space="preserve"> Bearer </w:t>
-            </w:r>
-            <w:r>
-              <w:rPr>
-                <w:rFonts w:ascii="Times New Roman" w:hAnsi="Times New Roman" w:cs="Times New Roman"/>
-                <w:sz w:val="28"/>
-                <w:szCs w:val="28"/>
-              </w:rPr>
-              <w:t>token.</w:t>
+              <w:t xml:space="preserve"> Bearer token.</w:t>
             </w:r>
           </w:p>
         </w:tc>
@@ -22263,6 +21560,7 @@
                 <w:sz w:val="28"/>
                 <w:szCs w:val="28"/>
               </w:rPr>
+              <w:lastRenderedPageBreak/>
               <w:t>Логирование</w:t>
             </w:r>
             <w:proofErr w:type="spellEnd"/>
@@ -22342,7 +21640,6 @@
                 <w:sz w:val="28"/>
                 <w:szCs w:val="28"/>
               </w:rPr>
-              <w:lastRenderedPageBreak/>
               <w:t>ApiRequestMetric</w:t>
             </w:r>
             <w:proofErr w:type="spellEnd"/>
@@ -22570,8 +21867,8 @@
         <w:tblLook w:val="04A0" w:firstRow="1" w:lastRow="0" w:firstColumn="1" w:lastColumn="0" w:noHBand="0" w:noVBand="1"/>
       </w:tblPr>
       <w:tblGrid>
-        <w:gridCol w:w="5040"/>
-        <w:gridCol w:w="5040"/>
+        <w:gridCol w:w="5033"/>
+        <w:gridCol w:w="5037"/>
       </w:tblGrid>
       <w:tr>
         <w:trPr>
@@ -22762,15 +22059,7 @@
                 <w:sz w:val="28"/>
                 <w:szCs w:val="28"/>
               </w:rPr>
-              <w:t xml:space="preserve"> raw </w:t>
-            </w:r>
-            <w:r>
-              <w:rPr>
-                <w:rFonts w:ascii="Times New Roman" w:hAnsi="Times New Roman" w:cs="Times New Roman"/>
-                <w:sz w:val="28"/>
-                <w:szCs w:val="28"/>
-              </w:rPr>
-              <w:t>SQL.</w:t>
+              <w:t xml:space="preserve"> raw SQL.</w:t>
             </w:r>
           </w:p>
         </w:tc>
@@ -23158,15 +22447,7 @@
                 <w:sz w:val="28"/>
                 <w:szCs w:val="28"/>
               </w:rPr>
-              <w:t>main/developer/feature</w:t>
-            </w:r>
-            <w:r>
-              <w:rPr>
-                <w:rFonts w:ascii="Times New Roman" w:hAnsi="Times New Roman" w:cs="Times New Roman"/>
-                <w:sz w:val="28"/>
-                <w:szCs w:val="28"/>
-              </w:rPr>
-              <w:t xml:space="preserve">/*, PR template, </w:t>
+              <w:t xml:space="preserve">main/developer/feature/*, PR template, </w:t>
             </w:r>
             <w:proofErr w:type="spellStart"/>
             <w:r>
@@ -23462,16 +22743,7 @@
           <w:szCs w:val="28"/>
           <w:lang w:val="ru-RU"/>
         </w:rPr>
-        <w:t xml:space="preserve">Приложенный файл </w:t>
-      </w:r>
-      <w:r>
-        <w:rPr>
-          <w:rFonts w:ascii="Times New Roman" w:hAnsi="Times New Roman" w:cs="Times New Roman"/>
-          <w:sz w:val="28"/>
-          <w:szCs w:val="28"/>
-          <w:lang w:val="ru-RU"/>
-        </w:rPr>
-        <w:t xml:space="preserve">описывает исходную предметную область и диаграммы: </w:t>
+        <w:t xml:space="preserve">Приложенный файл описывает исходную предметную область и диаграммы: </w:t>
       </w:r>
       <w:r>
         <w:rPr>
@@ -23740,16 +23012,7 @@
           <w:szCs w:val="28"/>
           <w:lang w:val="ru-RU"/>
         </w:rPr>
-        <w:t>Ри</w:t>
-      </w:r>
-      <w:r>
-        <w:rPr>
-          <w:rFonts w:ascii="Times New Roman" w:hAnsi="Times New Roman" w:cs="Times New Roman"/>
-          <w:sz w:val="28"/>
-          <w:szCs w:val="28"/>
-          <w:lang w:val="ru-RU"/>
-        </w:rPr>
-        <w:t>ск-менеджер управляет базой рисков, назначает ответственных, контролирует выполнение мер и статусы.</w:t>
+        <w:t>Риск-менеджер управляет базой рисков, назначает ответственных, контролирует выполнение мер и статусы.</w:t>
       </w:r>
     </w:p>
     <w:p>
@@ -23789,16 +23052,68 @@
           <w:szCs w:val="28"/>
           <w:lang w:val="ru-RU"/>
         </w:rPr>
-        <w:t>Основные варианты использования: регистрация инцидента/риска, пр</w:t>
-      </w:r>
-      <w:r>
-        <w:rPr>
-          <w:rFonts w:ascii="Times New Roman" w:hAnsi="Times New Roman" w:cs="Times New Roman"/>
-          <w:sz w:val="28"/>
-          <w:szCs w:val="28"/>
-          <w:lang w:val="ru-RU"/>
-        </w:rPr>
-        <w:t>осмотр деталей, оценка последствий и вероятности, планирование мер, изменение статуса, формирование отчета, удаление ошибочной записи.</w:t>
+        <w:t>Основные варианты использования: регистрация инцидента/риска, просмотр деталей, оценка последствий и вероятности, планирование мер, изменение статуса, формирование отчета, удаление ошибочной записи.</w:t>
+      </w:r>
+    </w:p>
+    <w:p>
+      <w:pPr>
+        <w:pStyle w:val="a0"/>
+        <w:numPr>
+          <w:ilvl w:val="0"/>
+          <w:numId w:val="0"/>
+        </w:numPr>
+        <w:ind w:left="360"/>
+        <w:rPr>
+          <w:rFonts w:ascii="Times New Roman" w:hAnsi="Times New Roman" w:cs="Times New Roman"/>
+          <w:sz w:val="28"/>
+          <w:szCs w:val="28"/>
+          <w:lang w:val="ru-RU"/>
+        </w:rPr>
+      </w:pPr>
+      <w:r>
+        <w:rPr>
+          <w:rFonts w:ascii="Times New Roman" w:hAnsi="Times New Roman" w:cs="Times New Roman"/>
+          <w:noProof/>
+          <w:sz w:val="28"/>
+          <w:szCs w:val="28"/>
+          <w:lang w:val="ru-RU"/>
+        </w:rPr>
+        <w:lastRenderedPageBreak/>
+        <w:drawing>
+          <wp:inline distT="0" distB="0" distL="0" distR="0" wp14:anchorId="262FD650" wp14:editId="1010B043">
+            <wp:extent cx="6400800" cy="5003800"/>
+            <wp:effectExtent l="0" t="0" r="0" b="6350"/>
+            <wp:docPr id="4" name="Рисунок 4"/>
+            <wp:cNvGraphicFramePr>
+              <a:graphicFrameLocks xmlns:a="http://schemas.openxmlformats.org/drawingml/2006/main" noChangeAspect="1"/>
+            </wp:cNvGraphicFramePr>
+            <a:graphic xmlns:a="http://schemas.openxmlformats.org/drawingml/2006/main">
+              <a:graphicData uri="http://schemas.openxmlformats.org/drawingml/2006/picture">
+                <pic:pic xmlns:pic="http://schemas.openxmlformats.org/drawingml/2006/picture">
+                  <pic:nvPicPr>
+                    <pic:cNvPr id="1" name=""/>
+                    <pic:cNvPicPr/>
+                  </pic:nvPicPr>
+                  <pic:blipFill>
+                    <a:blip r:embed="rId8"/>
+                    <a:stretch>
+                      <a:fillRect/>
+                    </a:stretch>
+                  </pic:blipFill>
+                  <pic:spPr>
+                    <a:xfrm>
+                      <a:off x="0" y="0"/>
+                      <a:ext cx="6400800" cy="5003800"/>
+                    </a:xfrm>
+                    <a:prstGeom prst="rect">
+                      <a:avLst/>
+                    </a:prstGeom>
+                  </pic:spPr>
+                </pic:pic>
+              </a:graphicData>
+            </a:graphic>
+          </wp:inline>
+        </w:drawing>
       </w:r>
     </w:p>
     <w:p>
@@ -23815,7 +23130,6 @@
           <w:rFonts w:ascii="Times New Roman" w:hAnsi="Times New Roman" w:cs="Times New Roman"/>
           <w:szCs w:val="28"/>
         </w:rPr>
-        <w:lastRenderedPageBreak/>
         <w:t>15.2 IDEF0</w:t>
       </w:r>
       <w:bookmarkEnd w:id="42"/>
@@ -23828,8 +23142,8 @@
         <w:tblLook w:val="04A0" w:firstRow="1" w:lastRow="0" w:firstColumn="1" w:lastColumn="0" w:noHBand="0" w:noVBand="1"/>
       </w:tblPr>
       <w:tblGrid>
-        <w:gridCol w:w="5040"/>
-        <w:gridCol w:w="5040"/>
+        <w:gridCol w:w="5035"/>
+        <w:gridCol w:w="5035"/>
       </w:tblGrid>
       <w:tr>
         <w:trPr>
@@ -23995,16 +23309,7 @@
                 <w:szCs w:val="28"/>
                 <w:lang w:val="ru-RU"/>
               </w:rPr>
-              <w:t xml:space="preserve">Данные об инцидентах, </w:t>
-            </w:r>
-            <w:r>
-              <w:rPr>
-                <w:rFonts w:ascii="Times New Roman" w:hAnsi="Times New Roman" w:cs="Times New Roman"/>
-                <w:sz w:val="28"/>
-                <w:szCs w:val="28"/>
-                <w:lang w:val="ru-RU"/>
-              </w:rPr>
-              <w:t>отчеты подразделений.</w:t>
+              <w:t>Данные об инцидентах, отчеты подразделений.</w:t>
             </w:r>
           </w:p>
         </w:tc>
@@ -24195,6 +23500,61 @@
     </w:p>
     <w:p>
       <w:pPr>
+        <w:rPr>
+          <w:rFonts w:ascii="Times New Roman" w:hAnsi="Times New Roman" w:cs="Times New Roman"/>
+          <w:sz w:val="28"/>
+          <w:szCs w:val="28"/>
+          <w:lang w:val="ru-RU"/>
+        </w:rPr>
+      </w:pPr>
+      <w:r>
+        <w:rPr>
+          <w:rFonts w:ascii="Times New Roman" w:hAnsi="Times New Roman" w:cs="Times New Roman"/>
+          <w:noProof/>
+          <w:sz w:val="28"/>
+          <w:szCs w:val="28"/>
+          <w:lang w:val="ru-RU"/>
+        </w:rPr>
+        <w:lastRenderedPageBreak/>
+        <w:drawing>
+          <wp:inline distT="0" distB="0" distL="0" distR="0" wp14:anchorId="7981B29A" wp14:editId="626BE25E">
+            <wp:extent cx="6400800" cy="4231640"/>
+            <wp:effectExtent l="0" t="0" r="0" b="0"/>
+            <wp:docPr id="2" name="Рисунок 2"/>
+            <wp:cNvGraphicFramePr>
+              <a:graphicFrameLocks xmlns:a="http://schemas.openxmlformats.org/drawingml/2006/main" noChangeAspect="1"/>
+            </wp:cNvGraphicFramePr>
+            <a:graphic xmlns:a="http://schemas.openxmlformats.org/drawingml/2006/main">
+              <a:graphicData uri="http://schemas.openxmlformats.org/drawingml/2006/picture">
+                <pic:pic xmlns:pic="http://schemas.openxmlformats.org/drawingml/2006/picture">
+                  <pic:nvPicPr>
+                    <pic:cNvPr id="1" name=""/>
+                    <pic:cNvPicPr/>
+                  </pic:nvPicPr>
+                  <pic:blipFill>
+                    <a:blip r:embed="rId9"/>
+                    <a:stretch>
+                      <a:fillRect/>
+                    </a:stretch>
+                  </pic:blipFill>
+                  <pic:spPr>
+                    <a:xfrm>
+                      <a:off x="0" y="0"/>
+                      <a:ext cx="6400800" cy="4231640"/>
+                    </a:xfrm>
+                    <a:prstGeom prst="rect">
+                      <a:avLst/>
+                    </a:prstGeom>
+                  </pic:spPr>
+                </pic:pic>
+              </a:graphicData>
+            </a:graphic>
+          </wp:inline>
+        </w:drawing>
+      </w:r>
+    </w:p>
+    <w:p>
+      <w:pPr>
         <w:pStyle w:val="21"/>
         <w:rPr>
           <w:rFonts w:ascii="Times New Roman" w:hAnsi="Times New Roman" w:cs="Times New Roman"/>
@@ -24237,16 +23597,7 @@
           <w:szCs w:val="28"/>
           <w:lang w:val="ru-RU"/>
         </w:rPr>
-        <w:t>Раб</w:t>
-      </w:r>
-      <w:r>
-        <w:rPr>
-          <w:rFonts w:ascii="Times New Roman" w:hAnsi="Times New Roman" w:cs="Times New Roman"/>
-          <w:sz w:val="28"/>
-          <w:szCs w:val="28"/>
-          <w:lang w:val="ru-RU"/>
-        </w:rPr>
-        <w:t>отник регистрирует новый риск или инцидент.</w:t>
+        <w:t>Работник регистрирует новый риск или инцидент.</w:t>
       </w:r>
     </w:p>
     <w:p>
@@ -24434,16 +23785,7 @@
           <w:szCs w:val="28"/>
           <w:lang w:val="ru-RU"/>
         </w:rPr>
-        <w:t>Система передает рекомендации риск-мене</w:t>
-      </w:r>
-      <w:r>
-        <w:rPr>
-          <w:rFonts w:ascii="Times New Roman" w:hAnsi="Times New Roman" w:cs="Times New Roman"/>
-          <w:sz w:val="28"/>
-          <w:szCs w:val="28"/>
-          <w:lang w:val="ru-RU"/>
-        </w:rPr>
-        <w:t>джеру.</w:t>
+        <w:t>Система передает рекомендации риск-менеджеру.</w:t>
       </w:r>
     </w:p>
     <w:p>
@@ -24484,6 +23826,67 @@
           <w:lang w:val="ru-RU"/>
         </w:rPr>
         <w:t>Система отображает работнику актуальный статус.</w:t>
+      </w:r>
+    </w:p>
+    <w:p>
+      <w:pPr>
+        <w:pStyle w:val="a"/>
+        <w:numPr>
+          <w:ilvl w:val="0"/>
+          <w:numId w:val="0"/>
+        </w:numPr>
+        <w:ind w:left="360"/>
+        <w:rPr>
+          <w:rFonts w:ascii="Times New Roman" w:hAnsi="Times New Roman" w:cs="Times New Roman"/>
+          <w:sz w:val="28"/>
+          <w:szCs w:val="28"/>
+          <w:lang w:val="ru-RU"/>
+        </w:rPr>
+      </w:pPr>
+      <w:r>
+        <w:rPr>
+          <w:rFonts w:ascii="Times New Roman" w:hAnsi="Times New Roman" w:cs="Times New Roman"/>
+          <w:noProof/>
+          <w:sz w:val="28"/>
+          <w:szCs w:val="28"/>
+          <w:lang w:val="ru-RU"/>
+        </w:rPr>
+        <w:lastRenderedPageBreak/>
+        <w:drawing>
+          <wp:inline distT="0" distB="0" distL="0" distR="0" wp14:anchorId="660C6A1D" wp14:editId="613BC0B8">
+            <wp:extent cx="6400800" cy="3288665"/>
+            <wp:effectExtent l="0" t="0" r="0" b="6985"/>
+            <wp:docPr id="3" name="Рисунок 3"/>
+            <wp:cNvGraphicFramePr>
+              <a:graphicFrameLocks xmlns:a="http://schemas.openxmlformats.org/drawingml/2006/main" noChangeAspect="1"/>
+            </wp:cNvGraphicFramePr>
+            <a:graphic xmlns:a="http://schemas.openxmlformats.org/drawingml/2006/main">
+              <a:graphicData uri="http://schemas.openxmlformats.org/drawingml/2006/picture">
+                <pic:pic xmlns:pic="http://schemas.openxmlformats.org/drawingml/2006/picture">
+                  <pic:nvPicPr>
+                    <pic:cNvPr id="1" name=""/>
+                    <pic:cNvPicPr/>
+                  </pic:nvPicPr>
+                  <pic:blipFill>
+                    <a:blip r:embed="rId10"/>
+                    <a:stretch>
+                      <a:fillRect/>
+                    </a:stretch>
+                  </pic:blipFill>
+                  <pic:spPr>
+                    <a:xfrm>
+                      <a:off x="0" y="0"/>
+                      <a:ext cx="6400800" cy="3288665"/>
+                    </a:xfrm>
+                    <a:prstGeom prst="rect">
+                      <a:avLst/>
+                    </a:prstGeom>
+                  </pic:spPr>
+                </pic:pic>
+              </a:graphicData>
+            </a:graphic>
+          </wp:inline>
+        </w:drawing>
       </w:r>
     </w:p>
     <w:p>
@@ -24544,8 +23947,8 @@
         <w:tblLook w:val="04A0" w:firstRow="1" w:lastRow="0" w:firstColumn="1" w:lastColumn="0" w:noHBand="0" w:noVBand="1"/>
       </w:tblPr>
       <w:tblGrid>
-        <w:gridCol w:w="5040"/>
-        <w:gridCol w:w="5040"/>
+        <w:gridCol w:w="5036"/>
+        <w:gridCol w:w="5034"/>
       </w:tblGrid>
       <w:tr>
         <w:trPr>
@@ -24838,6 +24241,49 @@
           <w:szCs w:val="28"/>
         </w:rPr>
       </w:pPr>
+      <w:r>
+        <w:rPr>
+          <w:rFonts w:ascii="Times New Roman" w:hAnsi="Times New Roman" w:cs="Times New Roman"/>
+          <w:noProof/>
+          <w:sz w:val="28"/>
+          <w:szCs w:val="28"/>
+        </w:rPr>
+        <w:drawing>
+          <wp:inline distT="0" distB="0" distL="0" distR="0" wp14:anchorId="31FFCF4B" wp14:editId="22FFE2DC">
+            <wp:extent cx="6400800" cy="3213735"/>
+            <wp:effectExtent l="0" t="0" r="0" b="5715"/>
+            <wp:docPr id="1" name="Рисунок 1"/>
+            <wp:cNvGraphicFramePr>
+              <a:graphicFrameLocks xmlns:a="http://schemas.openxmlformats.org/drawingml/2006/main" noChangeAspect="1"/>
+            </wp:cNvGraphicFramePr>
+            <a:graphic xmlns:a="http://schemas.openxmlformats.org/drawingml/2006/main">
+              <a:graphicData uri="http://schemas.openxmlformats.org/drawingml/2006/picture">
+                <pic:pic xmlns:pic="http://schemas.openxmlformats.org/drawingml/2006/picture">
+                  <pic:nvPicPr>
+                    <pic:cNvPr id="1" name=""/>
+                    <pic:cNvPicPr/>
+                  </pic:nvPicPr>
+                  <pic:blipFill>
+                    <a:blip r:embed="rId11"/>
+                    <a:stretch>
+                      <a:fillRect/>
+                    </a:stretch>
+                  </pic:blipFill>
+                  <pic:spPr>
+                    <a:xfrm>
+                      <a:off x="0" y="0"/>
+                      <a:ext cx="6400800" cy="3213735"/>
+                    </a:xfrm>
+                    <a:prstGeom prst="rect">
+                      <a:avLst/>
+                    </a:prstGeom>
+                  </pic:spPr>
+                </pic:pic>
+              </a:graphicData>
+            </a:graphic>
+          </wp:inline>
+        </w:drawing>
+      </w:r>
     </w:p>
     <w:p>
       <w:pPr>
@@ -24845,6 +24291,7 @@
         <w:rPr>
           <w:rFonts w:ascii="Times New Roman" w:hAnsi="Times New Roman" w:cs="Times New Roman"/>
           <w:sz w:val="28"/>
+          <w:lang w:val="ru-RU"/>
         </w:rPr>
       </w:pPr>
       <w:bookmarkStart w:id="45" w:name="_Toc228231057"/>
@@ -24852,19 +24299,42 @@
         <w:rPr>
           <w:rFonts w:ascii="Times New Roman" w:hAnsi="Times New Roman" w:cs="Times New Roman"/>
           <w:sz w:val="28"/>
-        </w:rPr>
-        <w:t xml:space="preserve">16. Git workflow и </w:t>
-      </w:r>
-      <w:proofErr w:type="spellStart"/>
-      <w:r>
-        <w:rPr>
-          <w:rFonts w:ascii="Times New Roman" w:hAnsi="Times New Roman" w:cs="Times New Roman"/>
-          <w:sz w:val="28"/>
-        </w:rPr>
-        <w:t>рекомендации</w:t>
+          <w:lang w:val="ru-RU"/>
+        </w:rPr>
+        <w:lastRenderedPageBreak/>
+        <w:t xml:space="preserve">16. </w:t>
+      </w:r>
+      <w:r>
+        <w:rPr>
+          <w:rFonts w:ascii="Times New Roman" w:hAnsi="Times New Roman" w:cs="Times New Roman"/>
+          <w:sz w:val="28"/>
+        </w:rPr>
+        <w:t>Git</w:t>
+      </w:r>
+      <w:r>
+        <w:rPr>
+          <w:rFonts w:ascii="Times New Roman" w:hAnsi="Times New Roman" w:cs="Times New Roman"/>
+          <w:sz w:val="28"/>
+          <w:lang w:val="ru-RU"/>
+        </w:rPr>
+        <w:t xml:space="preserve"> </w:t>
+      </w:r>
+      <w:r>
+        <w:rPr>
+          <w:rFonts w:ascii="Times New Roman" w:hAnsi="Times New Roman" w:cs="Times New Roman"/>
+          <w:sz w:val="28"/>
+        </w:rPr>
+        <w:t>workflow</w:t>
+      </w:r>
+      <w:r>
+        <w:rPr>
+          <w:rFonts w:ascii="Times New Roman" w:hAnsi="Times New Roman" w:cs="Times New Roman"/>
+          <w:sz w:val="28"/>
+          <w:lang w:val="ru-RU"/>
+        </w:rPr>
+        <w:t xml:space="preserve"> и рекомендации</w:t>
       </w:r>
       <w:bookmarkEnd w:id="45"/>
-      <w:proofErr w:type="spellEnd"/>
     </w:p>
     <w:p>
       <w:pPr>
@@ -25062,9 +24532,8 @@
           <w:szCs w:val="28"/>
         </w:rPr>
         <w:br/>
-        <w:t xml:space="preserve">git </w:t>
-      </w:r>
-      <w:proofErr w:type="gramStart"/>
+        <w:t>git add .</w:t>
+      </w:r>
       <w:r>
         <w:rPr>
           <w:rFonts w:ascii="Times New Roman" w:hAnsi="Times New Roman" w:cs="Times New Roman"/>
@@ -25072,26 +24541,7 @@
           <w:sz w:val="28"/>
           <w:szCs w:val="28"/>
         </w:rPr>
-        <w:t>add .</w:t>
-      </w:r>
-      <w:proofErr w:type="gramEnd"/>
-      <w:r>
-        <w:rPr>
-          <w:rFonts w:ascii="Times New Roman" w:hAnsi="Times New Roman" w:cs="Times New Roman"/>
-          <w:color w:val="1F2F4F"/>
-          <w:sz w:val="28"/>
-          <w:szCs w:val="28"/>
-        </w:rPr>
         <w:br/>
-      </w:r>
-      <w:r>
-        <w:rPr>
-          <w:rFonts w:ascii="Times New Roman" w:hAnsi="Times New Roman" w:cs="Times New Roman"/>
-          <w:color w:val="1F2F4F"/>
-          <w:sz w:val="28"/>
-          <w:szCs w:val="28"/>
-        </w:rPr>
-        <w:lastRenderedPageBreak/>
         <w:t xml:space="preserve">git commit -m "feat: add </w:t>
       </w:r>
       <w:proofErr w:type="spellStart"/>
@@ -25189,7 +24639,6 @@
         </w:rPr>
         <w:t>Request</w:t>
       </w:r>
-      <w:proofErr w:type="gramStart"/>
       <w:r>
         <w:rPr>
           <w:rFonts w:ascii="Times New Roman" w:hAnsi="Times New Roman" w:cs="Times New Roman"/>
@@ -25200,7 +24649,6 @@
         <w:t>: .</w:t>
       </w:r>
       <w:proofErr w:type="spellStart"/>
-      <w:proofErr w:type="gramEnd"/>
       <w:r>
         <w:rPr>
           <w:rFonts w:ascii="Times New Roman" w:hAnsi="Times New Roman" w:cs="Times New Roman"/>
@@ -25302,16 +24750,7 @@
           <w:szCs w:val="28"/>
           <w:lang w:val="ru-RU"/>
         </w:rPr>
-        <w:t xml:space="preserve"> н</w:t>
-      </w:r>
-      <w:r>
-        <w:rPr>
-          <w:rFonts w:ascii="Times New Roman" w:hAnsi="Times New Roman" w:cs="Times New Roman"/>
-          <w:sz w:val="28"/>
-          <w:szCs w:val="28"/>
-          <w:lang w:val="ru-RU"/>
-        </w:rPr>
-        <w:t>ужно писать, что изменено, зачем и как проверить.</w:t>
+        <w:t xml:space="preserve"> нужно писать, что изменено, зачем и как проверить.</w:t>
       </w:r>
     </w:p>
     <w:p>
@@ -25544,16 +24983,7 @@
           <w:szCs w:val="28"/>
           <w:lang w:val="ru-RU"/>
         </w:rPr>
-        <w:t xml:space="preserve">, чтобы очередь </w:t>
-      </w:r>
-      <w:r>
-        <w:rPr>
-          <w:rFonts w:ascii="Times New Roman" w:hAnsi="Times New Roman" w:cs="Times New Roman"/>
-          <w:sz w:val="28"/>
-          <w:szCs w:val="28"/>
-          <w:lang w:val="ru-RU"/>
-        </w:rPr>
-        <w:t xml:space="preserve">работала как настоящий </w:t>
+        <w:t xml:space="preserve">, чтобы очередь работала как настоящий </w:t>
       </w:r>
       <w:r>
         <w:rPr>
@@ -25836,16 +25266,7 @@
           <w:szCs w:val="28"/>
           <w:lang w:val="ru-RU"/>
         </w:rPr>
-        <w:t>Добавить интеграционные тесты для</w:t>
-      </w:r>
-      <w:r>
-        <w:rPr>
-          <w:rFonts w:ascii="Times New Roman" w:hAnsi="Times New Roman" w:cs="Times New Roman"/>
-          <w:sz w:val="28"/>
-          <w:szCs w:val="28"/>
-          <w:lang w:val="ru-RU"/>
-        </w:rPr>
-        <w:t xml:space="preserve"> </w:t>
+        <w:t xml:space="preserve">Добавить интеграционные тесты для </w:t>
       </w:r>
       <w:r>
         <w:rPr>
@@ -25978,8 +25399,8 @@
         <w:tblLook w:val="04A0" w:firstRow="1" w:lastRow="0" w:firstColumn="1" w:lastColumn="0" w:noHBand="0" w:noVBand="1"/>
       </w:tblPr>
       <w:tblGrid>
-        <w:gridCol w:w="5040"/>
-        <w:gridCol w:w="5040"/>
+        <w:gridCol w:w="5039"/>
+        <w:gridCol w:w="5031"/>
       </w:tblGrid>
       <w:tr>
         <w:trPr>
@@ -26105,15 +25526,7 @@
                 <w:sz w:val="28"/>
                 <w:szCs w:val="28"/>
               </w:rPr>
-              <w:t>м</w:t>
-            </w:r>
-            <w:r>
-              <w:rPr>
-                <w:rFonts w:ascii="Times New Roman" w:hAnsi="Times New Roman" w:cs="Times New Roman"/>
-                <w:sz w:val="28"/>
-                <w:szCs w:val="28"/>
-              </w:rPr>
-              <w:t>одели</w:t>
+              <w:t>модели</w:t>
             </w:r>
             <w:proofErr w:type="spellEnd"/>
             <w:r>
@@ -26300,9 +25713,16 @@
                 <w:szCs w:val="28"/>
                 <w:lang w:val="ru-RU"/>
               </w:rPr>
-              <w:t>/</w:t>
-            </w:r>
-            <w:proofErr w:type="gramStart"/>
+              <w:t>/5.</w:t>
+            </w:r>
+            <w:r>
+              <w:rPr>
+                <w:rFonts w:ascii="Times New Roman" w:hAnsi="Times New Roman" w:cs="Times New Roman"/>
+                <w:sz w:val="28"/>
+                <w:szCs w:val="28"/>
+              </w:rPr>
+              <w:t>x</w:t>
+            </w:r>
             <w:r>
               <w:rPr>
                 <w:rFonts w:ascii="Times New Roman" w:hAnsi="Times New Roman" w:cs="Times New Roman"/>
@@ -26310,26 +25730,8 @@
                 <w:szCs w:val="28"/>
                 <w:lang w:val="ru-RU"/>
               </w:rPr>
-              <w:t>5.</w:t>
-            </w:r>
-            <w:r>
-              <w:rPr>
-                <w:rFonts w:ascii="Times New Roman" w:hAnsi="Times New Roman" w:cs="Times New Roman"/>
-                <w:sz w:val="28"/>
-                <w:szCs w:val="28"/>
-              </w:rPr>
-              <w:t>x</w:t>
-            </w:r>
-            <w:r>
-              <w:rPr>
-                <w:rFonts w:ascii="Times New Roman" w:hAnsi="Times New Roman" w:cs="Times New Roman"/>
-                <w:sz w:val="28"/>
-                <w:szCs w:val="28"/>
-                <w:lang w:val="ru-RU"/>
-              </w:rPr>
               <w:t>.</w:t>
             </w:r>
-            <w:proofErr w:type="gramEnd"/>
           </w:p>
         </w:tc>
       </w:tr>
@@ -26593,6 +25995,7 @@
                 <w:sz w:val="28"/>
                 <w:szCs w:val="28"/>
               </w:rPr>
+              <w:lastRenderedPageBreak/>
               <w:t>desktop-</w:t>
             </w:r>
             <w:proofErr w:type="spellStart"/>
@@ -27070,7 +26473,6 @@
           <w:rFonts w:ascii="Times New Roman" w:hAnsi="Times New Roman" w:cs="Times New Roman"/>
           <w:sz w:val="28"/>
         </w:rPr>
-        <w:lastRenderedPageBreak/>
         <w:t>Приложение</w:t>
       </w:r>
       <w:proofErr w:type="spellEnd"/>
@@ -27092,8 +26494,8 @@
       </w:tblPr>
       <w:tblGrid>
         <w:gridCol w:w="3833"/>
-        <w:gridCol w:w="3214"/>
-        <w:gridCol w:w="3249"/>
+        <w:gridCol w:w="3085"/>
+        <w:gridCol w:w="3152"/>
       </w:tblGrid>
       <w:tr>
         <w:trPr>
@@ -27598,15 +27000,7 @@
           <w:sz w:val="28"/>
           <w:szCs w:val="28"/>
         </w:rPr>
-        <w:t>H</w:t>
-      </w:r>
-      <w:r>
-        <w:rPr>
-          <w:rFonts w:ascii="Times New Roman" w:hAnsi="Times New Roman" w:cs="Times New Roman"/>
-          <w:sz w:val="28"/>
-          <w:szCs w:val="28"/>
-        </w:rPr>
-        <w:t>TTPS</w:t>
+        <w:t>HTTPS</w:t>
       </w:r>
       <w:r>
         <w:rPr>
@@ -27704,7 +27098,7 @@
       </w:r>
     </w:p>
     <w:sectPr>
-      <w:footerReference w:type="default" r:id="rId8"/>
+      <w:footerReference w:type="default" r:id="rId12"/>
       <w:pgSz w:w="12240" w:h="15840"/>
       <w:pgMar w:top="1008" w:right="1080" w:bottom="1008" w:left="1080" w:header="720" w:footer="720" w:gutter="0"/>
       <w:cols w:space="720"/>
@@ -28266,11 +27660,6 @@
     <w:lsdException w:name="Book Title" w:uiPriority="33" w:qFormat="1"/>
     <w:lsdException w:name="Bibliography" w:semiHidden="1" w:uiPriority="37" w:unhideWhenUsed="1"/>
     <w:lsdException w:name="TOC Heading" w:semiHidden="1" w:uiPriority="39" w:unhideWhenUsed="1" w:qFormat="1"/>
-    <w:lsdException w:name="Plain Table 5" w:semiHidden="1" w:unhideWhenUsed="1"/>
-    <w:lsdException w:name="Grid Table Light" w:semiHidden="1" w:unhideWhenUsed="1"/>
-    <w:lsdException w:name="Grid Table 1 Light" w:semiHidden="1" w:unhideWhenUsed="1"/>
-    <w:lsdException w:name="Grid Table 2" w:semiHidden="1" w:unhideWhenUsed="1"/>
-    <w:lsdException w:name="Grid Table 3" w:semiHidden="1" w:unhideWhenUsed="1"/>
     <w:lsdException w:name="Grid Table 4" w:uiPriority="49"/>
     <w:lsdException w:name="Grid Table 5 Dark" w:uiPriority="50"/>
     <w:lsdException w:name="Grid Table 6 Colorful" w:uiPriority="51"/>
